--- a/Documentation/Analysis/Requirements Analysis/Functional-NonFunctional Requirement - W.docx
+++ b/Documentation/Analysis/Requirements Analysis/Functional-NonFunctional Requirement - W.docx
@@ -475,66 +475,6 @@
               <w:t xml:space="preserve">. </w:t>
             </w:r>
           </w:p>
-          <w:p>
-            <w:pPr>
-              <w:pStyle w:val="ListParagraph"/>
-              <w:numPr>
-                <w:ilvl w:val="0"/>
-                <w:numId w:val="12"/>
-              </w:numPr>
-              <w:bidi/>
-              <w:rPr>
-                <w:rFonts w:cs="Mj_Casablanca Light"/>
-                <w:b/>
-                <w:bCs/>
-                <w:sz w:val="28"/>
-                <w:szCs w:val="28"/>
-                <w:rtl/>
-              </w:rPr>
-            </w:pPr>
-            <w:r>
-              <w:rPr>
-                <w:rFonts w:cs="Mj_Casablanca Light"/>
-                <w:b/>
-                <w:bCs/>
-                <w:sz w:val="28"/>
-                <w:szCs w:val="28"/>
-                <w:rtl/>
-              </w:rPr>
-              <w:t>سیستم باید لاگ‌های سیستمی</w:t>
-            </w:r>
-            <w:r>
-              <w:rPr>
-                <w:rFonts w:cs="Mj_Casablanca Light"/>
-                <w:b/>
-                <w:bCs/>
-                <w:sz w:val="28"/>
-                <w:szCs w:val="28"/>
-              </w:rPr>
-              <w:t xml:space="preserve"> (System Logs) </w:t>
-            </w:r>
-            <w:r>
-              <w:rPr>
-                <w:rFonts w:cs="Mj_Casablanca Light"/>
-                <w:b/>
-                <w:bCs/>
-                <w:sz w:val="28"/>
-                <w:szCs w:val="28"/>
-                <w:rtl/>
-              </w:rPr>
-              <w:t>از تاریخچه فعالیت کارمندان ایجاد کند و قابلیت فیلتر بر اساس تاریخ و نام کارمند را داشته باشد</w:t>
-            </w:r>
-            <w:r>
-              <w:rPr>
-                <w:rFonts w:cs="Mj_Casablanca Light"/>
-                <w:b/>
-                <w:bCs/>
-                <w:sz w:val="28"/>
-                <w:szCs w:val="28"/>
-              </w:rPr>
-              <w:t>.</w:t>
-            </w:r>
-          </w:p>
         </w:tc>
       </w:tr>
       <w:tr>
@@ -893,28 +833,7 @@
                 <w:szCs w:val="28"/>
                 <w:rtl/>
               </w:rPr>
-              <w:t>نوار جستجو باید دارای ویژگی تکمیل خودکار</w:t>
-            </w:r>
-            <w:r>
-              <w:rPr>
-                <w:rFonts w:cs="Mj_Casablanca Light"/>
-                <w:b/>
-                <w:bCs/>
-                <w:sz w:val="28"/>
-                <w:szCs w:val="28"/>
-              </w:rPr>
-              <w:t xml:space="preserve"> (Auto-complete) </w:t>
-            </w:r>
-            <w:r>
-              <w:rPr>
-                <w:rFonts w:cs="Mj_Casablanca Light"/>
-                <w:b/>
-                <w:bCs/>
-                <w:sz w:val="28"/>
-                <w:szCs w:val="28"/>
-                <w:rtl/>
-              </w:rPr>
-              <w:t>باشد</w:t>
+              <w:t>سیستم باید فیلترهایی به‌صورت چک‌باکس‌های چندانتخابی داشته باشد</w:t>
             </w:r>
             <w:r>
               <w:rPr>
@@ -952,17 +871,48 @@
                 <w:szCs w:val="28"/>
                 <w:rtl/>
               </w:rPr>
-              <w:t>سیستم باید فیلترهایی به‌صورت چک‌باکس‌های چندانتخابی داشته باشد</w:t>
-            </w:r>
-            <w:r>
-              <w:rPr>
-                <w:rFonts w:cs="Mj_Casablanca Light"/>
-                <w:b/>
-                <w:bCs/>
-                <w:sz w:val="28"/>
-                <w:szCs w:val="28"/>
-              </w:rPr>
-              <w:t xml:space="preserve">. </w:t>
+              <w:t>سیستم باید قابلیت مرتب‌سازی</w:t>
+            </w:r>
+            <w:r>
+              <w:rPr>
+                <w:rFonts w:cs="Mj_Casablanca Light"/>
+                <w:b/>
+                <w:bCs/>
+                <w:sz w:val="28"/>
+                <w:szCs w:val="28"/>
+              </w:rPr>
+              <w:t xml:space="preserve"> (Sort) </w:t>
+            </w:r>
+            <w:r>
+              <w:rPr>
+                <w:rFonts w:cs="Mj_Casablanca Light"/>
+                <w:b/>
+                <w:bCs/>
+                <w:sz w:val="28"/>
+                <w:szCs w:val="28"/>
+                <w:rtl/>
+              </w:rPr>
+              <w:t xml:space="preserve">نتایج بر اساس امتیاز </w:t>
+            </w:r>
+            <w:r>
+              <w:rPr>
+                <w:rFonts w:cs="Mj_Casablanca Light"/>
+                <w:b/>
+                <w:bCs/>
+                <w:sz w:val="28"/>
+                <w:szCs w:val="28"/>
+              </w:rPr>
+              <w:t>.</w:t>
+            </w:r>
+            <w:r>
+              <w:rPr>
+                <w:rFonts w:cs="Mj_Casablanca Light"/>
+                <w:b/>
+                <w:bCs/>
+                <w:sz w:val="28"/>
+                <w:szCs w:val="28"/>
+              </w:rPr>
+              <w:t xml:space="preserve"> </w:t>
             </w:r>
           </w:p>
           <w:p>
@@ -990,49 +940,28 @@
                 <w:szCs w:val="28"/>
                 <w:rtl/>
               </w:rPr>
-              <w:t>سیستم باید قابلیت مرتب‌سازی</w:t>
-            </w:r>
-            <w:r>
-              <w:rPr>
-                <w:rFonts w:cs="Mj_Casablanca Light"/>
-                <w:b/>
-                <w:bCs/>
-                <w:sz w:val="28"/>
-                <w:szCs w:val="28"/>
-              </w:rPr>
-              <w:t xml:space="preserve"> (Sort) </w:t>
-            </w:r>
-            <w:r>
-              <w:rPr>
-                <w:rFonts w:cs="Mj_Casablanca Light"/>
-                <w:b/>
-                <w:bCs/>
-                <w:sz w:val="28"/>
-                <w:szCs w:val="28"/>
-                <w:rtl/>
-              </w:rPr>
-              <w:t>نتایج بر اساس امتیاز و محاسبه فاصله دقیق مبتنی بر</w:t>
-            </w:r>
-            <w:r>
-              <w:rPr>
-                <w:rFonts w:cs="Mj_Casablanca Light"/>
-                <w:b/>
-                <w:bCs/>
-                <w:sz w:val="28"/>
-                <w:szCs w:val="28"/>
-              </w:rPr>
-              <w:t xml:space="preserve"> GPS </w:t>
-            </w:r>
-            <w:r>
-              <w:rPr>
-                <w:rFonts w:cs="Mj_Casablanca Light"/>
-                <w:b/>
-                <w:bCs/>
-                <w:sz w:val="28"/>
-                <w:szCs w:val="28"/>
-                <w:rtl/>
-              </w:rPr>
-              <w:t>دستگاه را فراهم کند</w:t>
+              <w:t>پروفایل کسب‌وکار باید با تکنیک</w:t>
+            </w:r>
+            <w:r>
+              <w:rPr>
+                <w:rFonts w:cs="Mj_Casablanca Light"/>
+                <w:b/>
+                <w:bCs/>
+                <w:sz w:val="28"/>
+                <w:szCs w:val="28"/>
+              </w:rPr>
+              <w:t xml:space="preserve"> Lazy Loading </w:t>
+            </w:r>
+            <w:r>
+              <w:rPr>
+                <w:rFonts w:cs="Mj_Casablanca Light"/>
+                <w:b/>
+                <w:bCs/>
+                <w:sz w:val="28"/>
+                <w:szCs w:val="28"/>
+                <w:rtl/>
+              </w:rPr>
+              <w:t>بارگذاری شود</w:t>
             </w:r>
             <w:r>
               <w:rPr>
@@ -1059,6 +988,7 @@
                 <w:bCs/>
                 <w:sz w:val="28"/>
                 <w:szCs w:val="28"/>
+                <w:rtl/>
               </w:rPr>
             </w:pPr>
             <w:r>
@@ -1070,67 +1000,7 @@
                 <w:szCs w:val="28"/>
                 <w:rtl/>
               </w:rPr>
-              <w:t>پروفایل کسب‌وکار باید با تکنیک</w:t>
-            </w:r>
-            <w:r>
-              <w:rPr>
-                <w:rFonts w:cs="Mj_Casablanca Light"/>
-                <w:b/>
-                <w:bCs/>
-                <w:sz w:val="28"/>
-                <w:szCs w:val="28"/>
-              </w:rPr>
-              <w:t xml:space="preserve"> Lazy Loading </w:t>
-            </w:r>
-            <w:r>
-              <w:rPr>
-                <w:rFonts w:cs="Mj_Casablanca Light"/>
-                <w:b/>
-                <w:bCs/>
-                <w:sz w:val="28"/>
-                <w:szCs w:val="28"/>
-                <w:rtl/>
-              </w:rPr>
-              <w:t>بارگذاری شود</w:t>
-            </w:r>
-            <w:r>
-              <w:rPr>
-                <w:rFonts w:cs="Mj_Casablanca Light"/>
-                <w:b/>
-                <w:bCs/>
-                <w:sz w:val="28"/>
-                <w:szCs w:val="28"/>
-              </w:rPr>
-              <w:t xml:space="preserve">. </w:t>
-            </w:r>
-          </w:p>
-          <w:p>
-            <w:pPr>
-              <w:pStyle w:val="ListParagraph"/>
-              <w:numPr>
-                <w:ilvl w:val="0"/>
-                <w:numId w:val="12"/>
-              </w:numPr>
-              <w:bidi/>
-              <w:rPr>
-                <w:rFonts w:cs="Mj_Casablanca Light"/>
-                <w:b/>
-                <w:bCs/>
-                <w:sz w:val="28"/>
-                <w:szCs w:val="28"/>
-                <w:rtl/>
-              </w:rPr>
-            </w:pPr>
-            <w:r>
-              <w:rPr>
-                <w:rFonts w:cs="Mj_Casablanca Light"/>
-                <w:b/>
-                <w:bCs/>
-                <w:sz w:val="28"/>
-                <w:szCs w:val="28"/>
-                <w:rtl/>
-              </w:rPr>
-              <w:t>سیستم باید موقعیت مکانی را روی نقشه تعاملی نمایش دهد و قابلیت اتصال مستقیم به اپلیکیشن‌های مسیریاب را داشته باشد</w:t>
+              <w:t xml:space="preserve">سیستم باید موقعیت مکانی را روی نقشه تعاملی نمایش دهد </w:t>
             </w:r>
             <w:r>
               <w:rPr>
@@ -1206,7 +1076,7 @@
                 <w:szCs w:val="28"/>
                 <w:rtl/>
               </w:rPr>
-              <w:t>جستجو باید با کمترین تأخیر (زیر میلی‌ثانیه) انجام شود</w:t>
+              <w:t>جستجو باید با کمترین تأخیر انجام شود</w:t>
             </w:r>
             <w:r>
               <w:rPr>
@@ -1647,7 +1517,6 @@
                 <w:bCs/>
                 <w:sz w:val="28"/>
                 <w:szCs w:val="28"/>
-                <w:rtl/>
               </w:rPr>
             </w:pPr>
             <w:r>
@@ -1660,6 +1529,158 @@
                 <w:rtl/>
               </w:rPr>
               <w:t>تغییر وضعیت نوبت‌ها توسط کارمند، باید اطلاعات را به‌صورت خودکار برای مدیر به‌روزرسانی کند</w:t>
+            </w:r>
+            <w:r>
+              <w:rPr>
+                <w:rFonts w:cs="Mj_Casablanca Light"/>
+                <w:b/>
+                <w:bCs/>
+                <w:sz w:val="28"/>
+                <w:szCs w:val="28"/>
+              </w:rPr>
+              <w:t>.</w:t>
+            </w:r>
+          </w:p>
+          <w:p>
+            <w:pPr>
+              <w:pStyle w:val="ListParagraph"/>
+              <w:numPr>
+                <w:ilvl w:val="0"/>
+                <w:numId w:val="12"/>
+              </w:numPr>
+              <w:bidi/>
+              <w:rPr>
+                <w:rFonts w:cs="Mj_Casablanca Light"/>
+                <w:b/>
+                <w:bCs/>
+                <w:sz w:val="28"/>
+                <w:szCs w:val="28"/>
+              </w:rPr>
+            </w:pPr>
+            <w:r>
+              <w:rPr>
+                <w:rFonts w:cs="Mj_Casablanca Light"/>
+                <w:b/>
+                <w:bCs/>
+                <w:sz w:val="28"/>
+                <w:szCs w:val="28"/>
+                <w:rtl/>
+              </w:rPr>
+              <w:t>سیستم باید از مرورگرهای محبوب فایرفاکس، کروم، سافاری بر روی حداقل</w:t>
+            </w:r>
+            <w:r>
+              <w:rPr>
+                <w:rFonts w:cs="Mj_Casablanca Light"/>
+                <w:b/>
+                <w:bCs/>
+                <w:sz w:val="28"/>
+                <w:szCs w:val="28"/>
+              </w:rPr>
+              <w:t xml:space="preserve"> iOS</w:t>
+            </w:r>
+            <w:r>
+              <w:rPr>
+                <w:rFonts w:cs="Mj_Casablanca Light"/>
+                <w:b/>
+                <w:bCs/>
+                <w:sz w:val="28"/>
+                <w:szCs w:val="28"/>
+                <w:rtl/>
+              </w:rPr>
+              <w:t xml:space="preserve">، </w:t>
+            </w:r>
+            <w:r>
+              <w:rPr>
+                <w:rFonts w:cs="Mj_Casablanca Light"/>
+                <w:b/>
+                <w:bCs/>
+                <w:sz w:val="28"/>
+                <w:szCs w:val="28"/>
+              </w:rPr>
+              <w:t>iPadOS</w:t>
+            </w:r>
+            <w:r>
+              <w:rPr>
+                <w:rFonts w:cs="Mj_Casablanca Light"/>
+                <w:b/>
+                <w:bCs/>
+                <w:sz w:val="28"/>
+                <w:szCs w:val="28"/>
+                <w:rtl/>
+              </w:rPr>
+              <w:t xml:space="preserve">، </w:t>
+            </w:r>
+            <w:r>
+              <w:rPr>
+                <w:rFonts w:cs="Mj_Casablanca Light"/>
+                <w:b/>
+                <w:bCs/>
+                <w:sz w:val="28"/>
+                <w:szCs w:val="28"/>
+              </w:rPr>
+              <w:t>macOS</w:t>
+            </w:r>
+            <w:r>
+              <w:rPr>
+                <w:rFonts w:cs="Mj_Casablanca Light"/>
+                <w:b/>
+                <w:bCs/>
+                <w:sz w:val="28"/>
+                <w:szCs w:val="28"/>
+                <w:rtl/>
+              </w:rPr>
+              <w:t>، اندروید، ویندوز، لینوکس پشتیبانی کند</w:t>
+            </w:r>
+            <w:r>
+              <w:rPr>
+                <w:rFonts w:cs="Mj_Casablanca Light"/>
+                <w:b/>
+                <w:bCs/>
+                <w:sz w:val="28"/>
+                <w:szCs w:val="28"/>
+              </w:rPr>
+              <w:t>.</w:t>
+            </w:r>
+          </w:p>
+          <w:p>
+            <w:pPr>
+              <w:pStyle w:val="ListParagraph"/>
+              <w:numPr>
+                <w:ilvl w:val="0"/>
+                <w:numId w:val="12"/>
+              </w:numPr>
+              <w:bidi/>
+              <w:rPr>
+                <w:rFonts w:cs="Mj_Casablanca Light"/>
+                <w:b/>
+                <w:bCs/>
+                <w:sz w:val="28"/>
+                <w:szCs w:val="28"/>
+                <w:rtl/>
+              </w:rPr>
+            </w:pPr>
+            <w:r>
+              <w:rPr>
+                <w:rFonts w:cs="Mj_Casablanca Light" w:hint="cs"/>
+                <w:b/>
+                <w:bCs/>
+                <w:sz w:val="28"/>
+                <w:szCs w:val="28"/>
+                <w:rtl/>
+                <w:lang w:bidi="fa-IR"/>
+              </w:rPr>
+              <w:t>و</w:t>
+            </w:r>
+            <w:r>
+              <w:rPr>
+                <w:rFonts w:cs="Mj_Casablanca Light"/>
+                <w:b/>
+                <w:bCs/>
+                <w:sz w:val="28"/>
+                <w:szCs w:val="28"/>
+                <w:rtl/>
+              </w:rPr>
+              <w:t>ب‌سایت باید در اندازه‌های مختلف صفحه نمایش، به ویژه صفحه نمایش‌های کوچک گوشی‌های تلفن همراه، ظاهری مناسب داشته باشد</w:t>
             </w:r>
             <w:r>
               <w:rPr>
@@ -1994,28 +2015,28 @@
                 <w:szCs w:val="28"/>
                 <w:rtl/>
               </w:rPr>
-              <w:t>سیستم چت باید پیام‌های جدید را بدون نیاز به رفرش</w:t>
-            </w:r>
-            <w:r>
-              <w:rPr>
-                <w:rFonts w:cs="Mj_Casablanca Light"/>
-                <w:b/>
-                <w:bCs/>
-                <w:sz w:val="28"/>
-                <w:szCs w:val="28"/>
-              </w:rPr>
-              <w:t xml:space="preserve"> (Refresh) </w:t>
-            </w:r>
-            <w:r>
-              <w:rPr>
-                <w:rFonts w:cs="Mj_Casablanca Light"/>
-                <w:b/>
-                <w:bCs/>
-                <w:sz w:val="28"/>
-                <w:szCs w:val="28"/>
-                <w:rtl/>
-              </w:rPr>
-              <w:t>صفحه دریافت و نمایش دهد</w:t>
+              <w:t>سیستم باید قابلیت پیش‌نمایش</w:t>
+            </w:r>
+            <w:r>
+              <w:rPr>
+                <w:rFonts w:cs="Mj_Casablanca Light"/>
+                <w:b/>
+                <w:bCs/>
+                <w:sz w:val="28"/>
+                <w:szCs w:val="28"/>
+              </w:rPr>
+              <w:t xml:space="preserve"> (Preview) </w:t>
+            </w:r>
+            <w:r>
+              <w:rPr>
+                <w:rFonts w:cs="Mj_Casablanca Light"/>
+                <w:b/>
+                <w:bCs/>
+                <w:sz w:val="28"/>
+                <w:szCs w:val="28"/>
+                <w:rtl/>
+              </w:rPr>
+              <w:t>اطلاعیه‌ها را قبل از انتشار نهایی فراهم کند</w:t>
             </w:r>
             <w:r>
               <w:rPr>
@@ -2053,28 +2074,7 @@
                 <w:szCs w:val="28"/>
                 <w:rtl/>
               </w:rPr>
-              <w:t>سیستم باید پیام‌های خوانده‌نشده را با نشانگرهای عددی قرمز</w:t>
-            </w:r>
-            <w:r>
-              <w:rPr>
-                <w:rFonts w:cs="Mj_Casablanca Light"/>
-                <w:b/>
-                <w:bCs/>
-                <w:sz w:val="28"/>
-                <w:szCs w:val="28"/>
-              </w:rPr>
-              <w:t xml:space="preserve"> (Badges) </w:t>
-            </w:r>
-            <w:r>
-              <w:rPr>
-                <w:rFonts w:cs="Mj_Casablanca Light"/>
-                <w:b/>
-                <w:bCs/>
-                <w:sz w:val="28"/>
-                <w:szCs w:val="28"/>
-                <w:rtl/>
-              </w:rPr>
-              <w:t>و در صورت لزوم اعلان صوتی (آلارم کوتاه) مشخص کند</w:t>
+              <w:t>سیستم باید امکان تغییر ساعات کاری و راه‌های ارتباطی را فراهم کند</w:t>
             </w:r>
             <w:r>
               <w:rPr>
@@ -2085,249 +2085,6 @@
                 <w:szCs w:val="28"/>
               </w:rPr>
               <w:t xml:space="preserve">. </w:t>
-            </w:r>
-          </w:p>
-          <w:p>
-            <w:pPr>
-              <w:pStyle w:val="ListParagraph"/>
-              <w:numPr>
-                <w:ilvl w:val="0"/>
-                <w:numId w:val="12"/>
-              </w:numPr>
-              <w:bidi/>
-              <w:rPr>
-                <w:rFonts w:cs="Mj_Casablanca Light"/>
-                <w:b/>
-                <w:bCs/>
-                <w:sz w:val="28"/>
-                <w:szCs w:val="28"/>
-              </w:rPr>
-            </w:pPr>
-            <w:r>
-              <w:rPr>
-                <w:rFonts w:cs="Mj_Casablanca Light"/>
-                <w:b/>
-                <w:bCs/>
-                <w:sz w:val="28"/>
-                <w:szCs w:val="28"/>
-                <w:rtl/>
-              </w:rPr>
-              <w:t>سیستم باید امکان استفاده از «پاسخ‌های آماده</w:t>
-            </w:r>
-            <w:r>
-              <w:rPr>
-                <w:rFonts w:cs="Mj_Casablanca Light" w:hint="cs"/>
-                <w:b/>
-                <w:bCs/>
-                <w:sz w:val="28"/>
-                <w:szCs w:val="28"/>
-              </w:rPr>
-              <w:t>«</w:t>
-            </w:r>
-            <w:r>
-              <w:rPr>
-                <w:rFonts w:cs="Mj_Casablanca Light"/>
-                <w:b/>
-                <w:bCs/>
-                <w:sz w:val="28"/>
-                <w:szCs w:val="28"/>
-              </w:rPr>
-              <w:t xml:space="preserve"> (Canned Responses) </w:t>
-            </w:r>
-            <w:r>
-              <w:rPr>
-                <w:rFonts w:cs="Mj_Casablanca Light"/>
-                <w:b/>
-                <w:bCs/>
-                <w:sz w:val="28"/>
-                <w:szCs w:val="28"/>
-                <w:rtl/>
-              </w:rPr>
-              <w:t>را با زدن یک دکمه برای پشتیبان فراهم کند</w:t>
-            </w:r>
-            <w:r>
-              <w:rPr>
-                <w:rFonts w:cs="Mj_Casablanca Light"/>
-                <w:b/>
-                <w:bCs/>
-                <w:sz w:val="28"/>
-                <w:szCs w:val="28"/>
-              </w:rPr>
-              <w:t xml:space="preserve">. </w:t>
-            </w:r>
-          </w:p>
-          <w:p>
-            <w:pPr>
-              <w:pStyle w:val="ListParagraph"/>
-              <w:numPr>
-                <w:ilvl w:val="0"/>
-                <w:numId w:val="12"/>
-              </w:numPr>
-              <w:bidi/>
-              <w:rPr>
-                <w:rFonts w:cs="Mj_Casablanca Light"/>
-                <w:b/>
-                <w:bCs/>
-                <w:sz w:val="28"/>
-                <w:szCs w:val="28"/>
-              </w:rPr>
-            </w:pPr>
-            <w:r>
-              <w:rPr>
-                <w:rFonts w:cs="Mj_Casablanca Light"/>
-                <w:b/>
-                <w:bCs/>
-                <w:sz w:val="28"/>
-                <w:szCs w:val="28"/>
-                <w:rtl/>
-              </w:rPr>
-              <w:t>سیستم باید دارای یک ویرایشگر متن کامل برای قالب‌بندی متن، افزودن تصویر و لینک جهت انتشار اطلاعیه‌ها باشد</w:t>
-            </w:r>
-            <w:r>
-              <w:rPr>
-                <w:rFonts w:cs="Mj_Casablanca Light"/>
-                <w:b/>
-                <w:bCs/>
-                <w:sz w:val="28"/>
-                <w:szCs w:val="28"/>
-              </w:rPr>
-              <w:t xml:space="preserve">. </w:t>
-            </w:r>
-          </w:p>
-          <w:p>
-            <w:pPr>
-              <w:pStyle w:val="ListParagraph"/>
-              <w:numPr>
-                <w:ilvl w:val="0"/>
-                <w:numId w:val="12"/>
-              </w:numPr>
-              <w:bidi/>
-              <w:rPr>
-                <w:rFonts w:cs="Mj_Casablanca Light"/>
-                <w:b/>
-                <w:bCs/>
-                <w:sz w:val="28"/>
-                <w:szCs w:val="28"/>
-              </w:rPr>
-            </w:pPr>
-            <w:r>
-              <w:rPr>
-                <w:rFonts w:cs="Mj_Casablanca Light"/>
-                <w:b/>
-                <w:bCs/>
-                <w:sz w:val="28"/>
-                <w:szCs w:val="28"/>
-                <w:rtl/>
-              </w:rPr>
-              <w:t>سیستم باید قابلیت پیش‌نمایش</w:t>
-            </w:r>
-            <w:r>
-              <w:rPr>
-                <w:rFonts w:cs="Mj_Casablanca Light"/>
-                <w:b/>
-                <w:bCs/>
-                <w:sz w:val="28"/>
-                <w:szCs w:val="28"/>
-              </w:rPr>
-              <w:t xml:space="preserve"> (Preview) </w:t>
-            </w:r>
-            <w:r>
-              <w:rPr>
-                <w:rFonts w:cs="Mj_Casablanca Light"/>
-                <w:b/>
-                <w:bCs/>
-                <w:sz w:val="28"/>
-                <w:szCs w:val="28"/>
-                <w:rtl/>
-              </w:rPr>
-              <w:t>اطلاعیه‌ها را قبل از انتشار نهایی فراهم کند</w:t>
-            </w:r>
-            <w:r>
-              <w:rPr>
-                <w:rFonts w:cs="Mj_Casablanca Light"/>
-                <w:b/>
-                <w:bCs/>
-                <w:sz w:val="28"/>
-                <w:szCs w:val="28"/>
-              </w:rPr>
-              <w:t xml:space="preserve">. </w:t>
-            </w:r>
-          </w:p>
-          <w:p>
-            <w:pPr>
-              <w:pStyle w:val="ListParagraph"/>
-              <w:numPr>
-                <w:ilvl w:val="0"/>
-                <w:numId w:val="12"/>
-              </w:numPr>
-              <w:bidi/>
-              <w:rPr>
-                <w:rFonts w:cs="Mj_Casablanca Light"/>
-                <w:b/>
-                <w:bCs/>
-                <w:sz w:val="28"/>
-                <w:szCs w:val="28"/>
-              </w:rPr>
-            </w:pPr>
-            <w:r>
-              <w:rPr>
-                <w:rFonts w:cs="Mj_Casablanca Light"/>
-                <w:b/>
-                <w:bCs/>
-                <w:sz w:val="28"/>
-                <w:szCs w:val="28"/>
-                <w:rtl/>
-              </w:rPr>
-              <w:t>سیستم باید امکان تغییر ساعات کاری و راه‌های ارتباطی را فراهم کند</w:t>
-            </w:r>
-            <w:r>
-              <w:rPr>
-                <w:rFonts w:cs="Mj_Casablanca Light"/>
-                <w:b/>
-                <w:bCs/>
-                <w:sz w:val="28"/>
-                <w:szCs w:val="28"/>
-              </w:rPr>
-              <w:t xml:space="preserve">. </w:t>
-            </w:r>
-          </w:p>
-          <w:p>
-            <w:pPr>
-              <w:pStyle w:val="ListParagraph"/>
-              <w:numPr>
-                <w:ilvl w:val="0"/>
-                <w:numId w:val="12"/>
-              </w:numPr>
-              <w:bidi/>
-              <w:rPr>
-                <w:rFonts w:cs="Mj_Casablanca Light"/>
-                <w:b/>
-                <w:bCs/>
-                <w:sz w:val="28"/>
-                <w:szCs w:val="28"/>
-                <w:rtl/>
-              </w:rPr>
-            </w:pPr>
-            <w:r>
-              <w:rPr>
-                <w:rFonts w:cs="Mj_Casablanca Light"/>
-                <w:b/>
-                <w:bCs/>
-                <w:sz w:val="28"/>
-                <w:szCs w:val="28"/>
-                <w:rtl/>
-              </w:rPr>
-              <w:t>پشتیبان باید بتواند لینک‌های مستقیم و راهنمای تصویری را در محیط چت ارسال کند</w:t>
-            </w:r>
-            <w:r>
-              <w:rPr>
-                <w:rFonts w:cs="Mj_Casablanca Light"/>
-                <w:b/>
-                <w:bCs/>
-                <w:sz w:val="28"/>
-                <w:szCs w:val="28"/>
-              </w:rPr>
-              <w:t>.</w:t>
             </w:r>
           </w:p>
         </w:tc>
@@ -2368,171 +2125,6 @@
           <w:tcPr>
             <w:tcW w:w="8555" w:type="dxa"/>
           </w:tcPr>
-          <w:p>
-            <w:pPr>
-              <w:pStyle w:val="ListParagraph"/>
-              <w:numPr>
-                <w:ilvl w:val="0"/>
-                <w:numId w:val="12"/>
-              </w:numPr>
-              <w:bidi/>
-              <w:rPr>
-                <w:rFonts w:cs="Mj_Casablanca Light"/>
-                <w:b/>
-                <w:bCs/>
-                <w:sz w:val="28"/>
-                <w:szCs w:val="28"/>
-              </w:rPr>
-            </w:pPr>
-            <w:r>
-              <w:rPr>
-                <w:rFonts w:cs="Mj_Casablanca Light"/>
-                <w:b/>
-                <w:bCs/>
-                <w:sz w:val="28"/>
-                <w:szCs w:val="28"/>
-              </w:rPr>
-              <w:t xml:space="preserve">  </w:t>
-            </w:r>
-            <w:r>
-              <w:rPr>
-                <w:rFonts w:cs="Mj_Casablanca Light"/>
-                <w:b/>
-                <w:bCs/>
-                <w:sz w:val="28"/>
-                <w:szCs w:val="28"/>
-                <w:rtl/>
-              </w:rPr>
-              <w:t>ارتباطات پنل چت باید به‌صورت بلادرنگ</w:t>
-            </w:r>
-            <w:r>
-              <w:rPr>
-                <w:rFonts w:cs="Mj_Casablanca Light"/>
-                <w:b/>
-                <w:bCs/>
-                <w:sz w:val="28"/>
-                <w:szCs w:val="28"/>
-              </w:rPr>
-              <w:t xml:space="preserve"> (Real-time) </w:t>
-            </w:r>
-            <w:r>
-              <w:rPr>
-                <w:rFonts w:cs="Mj_Casablanca Light"/>
-                <w:b/>
-                <w:bCs/>
-                <w:sz w:val="28"/>
-                <w:szCs w:val="28"/>
-                <w:rtl/>
-              </w:rPr>
-              <w:t>باشد</w:t>
-            </w:r>
-            <w:r>
-              <w:rPr>
-                <w:rFonts w:cs="Mj_Casablanca Light"/>
-                <w:b/>
-                <w:bCs/>
-                <w:sz w:val="28"/>
-                <w:szCs w:val="28"/>
-              </w:rPr>
-              <w:t xml:space="preserve">. </w:t>
-            </w:r>
-          </w:p>
-          <w:p>
-            <w:pPr>
-              <w:pStyle w:val="ListParagraph"/>
-              <w:numPr>
-                <w:ilvl w:val="0"/>
-                <w:numId w:val="12"/>
-              </w:numPr>
-              <w:bidi/>
-              <w:rPr>
-                <w:rFonts w:cs="Mj_Casablanca Light"/>
-                <w:b/>
-                <w:bCs/>
-                <w:sz w:val="28"/>
-                <w:szCs w:val="28"/>
-              </w:rPr>
-            </w:pPr>
-            <w:r>
-              <w:rPr>
-                <w:rFonts w:cs="Mj_Casablanca Light"/>
-                <w:b/>
-                <w:bCs/>
-                <w:sz w:val="28"/>
-                <w:szCs w:val="28"/>
-              </w:rPr>
-              <w:t xml:space="preserve">  </w:t>
-            </w:r>
-            <w:r>
-              <w:rPr>
-                <w:rFonts w:cs="Mj_Casablanca Light"/>
-                <w:b/>
-                <w:bCs/>
-                <w:sz w:val="28"/>
-                <w:szCs w:val="28"/>
-                <w:rtl/>
-              </w:rPr>
-              <w:t>ارسال پاسخ‌های استاندارد باید سریع انجام شود</w:t>
-            </w:r>
-            <w:r>
-              <w:rPr>
-                <w:rFonts w:cs="Mj_Casablanca Light"/>
-                <w:b/>
-                <w:bCs/>
-                <w:sz w:val="28"/>
-                <w:szCs w:val="28"/>
-              </w:rPr>
-              <w:t xml:space="preserve">. </w:t>
-            </w:r>
-          </w:p>
-          <w:p>
-            <w:pPr>
-              <w:pStyle w:val="ListParagraph"/>
-              <w:numPr>
-                <w:ilvl w:val="0"/>
-                <w:numId w:val="12"/>
-              </w:numPr>
-              <w:bidi/>
-              <w:rPr>
-                <w:rFonts w:cs="Mj_Casablanca Light"/>
-                <w:b/>
-                <w:bCs/>
-                <w:sz w:val="28"/>
-                <w:szCs w:val="28"/>
-              </w:rPr>
-            </w:pPr>
-            <w:r>
-              <w:rPr>
-                <w:rFonts w:cs="Mj_Casablanca Light"/>
-                <w:b/>
-                <w:bCs/>
-                <w:sz w:val="28"/>
-                <w:szCs w:val="28"/>
-              </w:rPr>
-              <w:t xml:space="preserve">  </w:t>
-            </w:r>
-            <w:r>
-              <w:rPr>
-                <w:rFonts w:cs="Mj_Casablanca Light"/>
-                <w:b/>
-                <w:bCs/>
-                <w:sz w:val="28"/>
-                <w:szCs w:val="28"/>
-                <w:rtl/>
-              </w:rPr>
-              <w:t>استفاده از ویرایشگر متن برای قالب‌بندی باید ساده باشد</w:t>
-            </w:r>
-            <w:r>
-              <w:rPr>
-                <w:rFonts w:cs="Mj_Casablanca Light"/>
-                <w:b/>
-                <w:bCs/>
-                <w:sz w:val="28"/>
-                <w:szCs w:val="28"/>
-              </w:rPr>
-              <w:t xml:space="preserve">. </w:t>
-            </w:r>
-          </w:p>
           <w:p>
             <w:pPr>
               <w:pStyle w:val="ListParagraph"/>
@@ -3188,107 +2780,6 @@
                 <w:szCs w:val="28"/>
                 <w:rtl/>
               </w:rPr>
-              <w:t>خروجی اکسل</w:t>
-            </w:r>
-            <w:r>
-              <w:rPr>
-                <w:rFonts w:cs="Mj_Casablanca Light"/>
-                <w:b/>
-                <w:bCs/>
-                <w:sz w:val="28"/>
-                <w:szCs w:val="28"/>
-              </w:rPr>
-              <w:t xml:space="preserve">: </w:t>
-            </w:r>
-            <w:r>
-              <w:rPr>
-                <w:rFonts w:cs="Mj_Casablanca Light"/>
-                <w:b/>
-                <w:bCs/>
-                <w:sz w:val="28"/>
-                <w:szCs w:val="28"/>
-                <w:rtl/>
-              </w:rPr>
-              <w:t>امکان خروجی گرفتن</w:t>
-            </w:r>
-            <w:r>
-              <w:rPr>
-                <w:rFonts w:cs="Mj_Casablanca Light"/>
-                <w:b/>
-                <w:bCs/>
-                <w:sz w:val="28"/>
-                <w:szCs w:val="28"/>
-              </w:rPr>
-              <w:t xml:space="preserve"> (Export) </w:t>
-            </w:r>
-            <w:r>
-              <w:rPr>
-                <w:rFonts w:cs="Mj_Casablanca Light"/>
-                <w:b/>
-                <w:bCs/>
-                <w:sz w:val="28"/>
-                <w:szCs w:val="28"/>
-                <w:rtl/>
-              </w:rPr>
-              <w:t>از لیست تراکنش‌ها با فرمت</w:t>
-            </w:r>
-            <w:r>
-              <w:rPr>
-                <w:rFonts w:cs="Mj_Casablanca Light"/>
-                <w:b/>
-                <w:bCs/>
-                <w:sz w:val="28"/>
-                <w:szCs w:val="28"/>
-              </w:rPr>
-              <w:t xml:space="preserve"> Excel </w:t>
-            </w:r>
-            <w:r>
-              <w:rPr>
-                <w:rFonts w:cs="Mj_Casablanca Light"/>
-                <w:b/>
-                <w:bCs/>
-                <w:sz w:val="28"/>
-                <w:szCs w:val="28"/>
-                <w:rtl/>
-              </w:rPr>
-              <w:t>برای حسابداری</w:t>
-            </w:r>
-            <w:r>
-              <w:rPr>
-                <w:rFonts w:cs="Mj_Casablanca Light"/>
-                <w:b/>
-                <w:bCs/>
-                <w:sz w:val="28"/>
-                <w:szCs w:val="28"/>
-              </w:rPr>
-              <w:t xml:space="preserve">. </w:t>
-            </w:r>
-          </w:p>
-          <w:p>
-            <w:pPr>
-              <w:pStyle w:val="ListParagraph"/>
-              <w:numPr>
-                <w:ilvl w:val="0"/>
-                <w:numId w:val="12"/>
-              </w:numPr>
-              <w:bidi/>
-              <w:rPr>
-                <w:rFonts w:cs="Mj_Casablanca Light"/>
-                <w:b/>
-                <w:bCs/>
-                <w:sz w:val="28"/>
-                <w:szCs w:val="28"/>
-              </w:rPr>
-            </w:pPr>
-            <w:r>
-              <w:rPr>
-                <w:rFonts w:cs="Mj_Casablanca Light"/>
-                <w:b/>
-                <w:bCs/>
-                <w:sz w:val="28"/>
-                <w:szCs w:val="28"/>
-                <w:rtl/>
-              </w:rPr>
               <w:t>مدیریت محتوا</w:t>
             </w:r>
             <w:r>
@@ -3815,7 +3306,7 @@
         <v:path o:extrusionok="f" gradientshapeok="t" o:connecttype="rect"/>
         <o:lock v:ext="edit" aspectratio="t"/>
       </v:shapetype>
-      <v:shape id="_x0000_i1025" type="#_x0000_t75" style="width:11.5pt;height:11.5pt" o:bullet="t">
+      <v:shape id="_x0000_i1025" type="#_x0000_t75" style="width:11.25pt;height:11.25pt" o:bullet="t">
         <v:imagedata r:id="rId1" o:title="mso3BF"/>
       </v:shape>
     </w:pict>
@@ -5918,7 +5409,6 @@
   <w:style w:type="character" w:default="1" w:styleId="DefaultParagraphFont">
     <w:name w:val="Default Paragraph Font"/>
     <w:uiPriority w:val="1"/>
-    <w:semiHidden/>
     <w:unhideWhenUsed/>
   </w:style>
   <w:style w:type="table" w:default="1" w:styleId="TableNormal">

--- a/Documentation/Analysis/Requirements Analysis/Functional-NonFunctional Requirement - W.docx
+++ b/Documentation/Analysis/Requirements Analysis/Functional-NonFunctional Requirement - W.docx
@@ -285,28 +285,28 @@
                 <w:szCs w:val="28"/>
                 <w:rtl/>
               </w:rPr>
-              <w:t>ثبت‌نام در سیستم باید تنها با دریافت شماره موبایل و کد یکبار مصرف</w:t>
-            </w:r>
-            <w:r>
-              <w:rPr>
-                <w:rFonts w:cs="Mj_Casablanca Light"/>
-                <w:b/>
-                <w:bCs/>
-                <w:sz w:val="28"/>
-                <w:szCs w:val="28"/>
-              </w:rPr>
-              <w:t xml:space="preserve"> (OTP) </w:t>
-            </w:r>
-            <w:r>
-              <w:rPr>
-                <w:rFonts w:cs="Mj_Casablanca Light"/>
-                <w:b/>
-                <w:bCs/>
-                <w:sz w:val="28"/>
-                <w:szCs w:val="28"/>
-                <w:rtl/>
-              </w:rPr>
-              <w:t>انجام شود</w:t>
+              <w:t>سیستم باید با استفاده از کوکی‌ها</w:t>
+            </w:r>
+            <w:r>
+              <w:rPr>
+                <w:rFonts w:cs="Mj_Casablanca Light"/>
+                <w:b/>
+                <w:bCs/>
+                <w:sz w:val="28"/>
+                <w:szCs w:val="28"/>
+              </w:rPr>
+              <w:t xml:space="preserve"> (Cookies) </w:t>
+            </w:r>
+            <w:r>
+              <w:rPr>
+                <w:rFonts w:cs="Mj_Casablanca Light"/>
+                <w:b/>
+                <w:bCs/>
+                <w:sz w:val="28"/>
+                <w:szCs w:val="28"/>
+                <w:rtl/>
+              </w:rPr>
+              <w:t>امکان «مرا به خاطر بسپار» را داشته باشد</w:t>
             </w:r>
             <w:r>
               <w:rPr>
@@ -344,28 +344,7 @@
                 <w:szCs w:val="28"/>
                 <w:rtl/>
               </w:rPr>
-              <w:t>فرم‌های ثبت اطلاعات کسب‌وکار باید به‌صورت چندمرحله‌ای</w:t>
-            </w:r>
-            <w:r>
-              <w:rPr>
-                <w:rFonts w:cs="Mj_Casablanca Light"/>
-                <w:b/>
-                <w:bCs/>
-                <w:sz w:val="28"/>
-                <w:szCs w:val="28"/>
-              </w:rPr>
-              <w:t xml:space="preserve"> (Wizard) </w:t>
-            </w:r>
-            <w:r>
-              <w:rPr>
-                <w:rFonts w:cs="Mj_Casablanca Light"/>
-                <w:b/>
-                <w:bCs/>
-                <w:sz w:val="28"/>
-                <w:szCs w:val="28"/>
-                <w:rtl/>
-              </w:rPr>
-              <w:t>باشند</w:t>
+              <w:t>سیستم باید امکان مدیریت سطح دسترسی‌ها را از طریق یک جدول همراه با چک‌باکس برای مدیر فراهم کند</w:t>
             </w:r>
             <w:r>
               <w:rPr>
@@ -386,6 +365,7 @@
                 <w:numId w:val="12"/>
               </w:numPr>
               <w:bidi/>
+              <w:spacing w:after="160" w:line="278" w:lineRule="auto"/>
               <w:rPr>
                 <w:rFonts w:cs="Mj_Casablanca Light"/>
                 <w:b/>
@@ -403,28 +383,28 @@
                 <w:szCs w:val="28"/>
                 <w:rtl/>
               </w:rPr>
-              <w:t>سیستم باید با استفاده از کوکی‌ها</w:t>
-            </w:r>
-            <w:r>
-              <w:rPr>
-                <w:rFonts w:cs="Mj_Casablanca Light"/>
-                <w:b/>
-                <w:bCs/>
-                <w:sz w:val="28"/>
-                <w:szCs w:val="28"/>
-              </w:rPr>
-              <w:t xml:space="preserve"> (Cookies) </w:t>
-            </w:r>
-            <w:r>
-              <w:rPr>
-                <w:rFonts w:cs="Mj_Casablanca Light"/>
-                <w:b/>
-                <w:bCs/>
-                <w:sz w:val="28"/>
-                <w:szCs w:val="28"/>
-                <w:rtl/>
-              </w:rPr>
-              <w:t>امکان «مرا به خاطر بسپار» را داشته باشد</w:t>
+              <w:t>سیستم باید امکان ورود با یک</w:t>
+            </w:r>
+            <w:r>
+              <w:rPr>
+                <w:rFonts w:cs="Mj_Casablanca Light"/>
+                <w:b/>
+                <w:bCs/>
+                <w:sz w:val="28"/>
+                <w:szCs w:val="28"/>
+              </w:rPr>
+              <w:t xml:space="preserve"> PIN Code </w:t>
+            </w:r>
+            <w:r>
+              <w:rPr>
+                <w:rFonts w:cs="Mj_Casablanca Light"/>
+                <w:b/>
+                <w:bCs/>
+                <w:sz w:val="28"/>
+                <w:szCs w:val="28"/>
+                <w:rtl/>
+              </w:rPr>
+              <w:t>چهار رقمی را فراهم کند</w:t>
             </w:r>
             <w:r>
               <w:rPr>
@@ -445,6 +425,7 @@
                 <w:numId w:val="12"/>
               </w:numPr>
               <w:bidi/>
+              <w:spacing w:after="160" w:line="278" w:lineRule="auto"/>
               <w:rPr>
                 <w:rFonts w:cs="Mj_Casablanca Light"/>
                 <w:b/>
@@ -455,24 +436,83 @@
             </w:pPr>
             <w:r>
               <w:rPr>
-                <w:rFonts w:cs="Mj_Casablanca Light"/>
-                <w:b/>
-                <w:bCs/>
-                <w:sz w:val="28"/>
-                <w:szCs w:val="28"/>
-                <w:rtl/>
-              </w:rPr>
-              <w:t>سیستم باید امکان مدیریت سطح دسترسی‌ها را از طریق یک جدول همراه با چک‌باکس برای مدیر فراهم کند</w:t>
-            </w:r>
-            <w:r>
-              <w:rPr>
-                <w:rFonts w:cs="Mj_Casablanca Light"/>
-                <w:b/>
-                <w:bCs/>
-                <w:sz w:val="28"/>
-                <w:szCs w:val="28"/>
-              </w:rPr>
-              <w:t xml:space="preserve">. </w:t>
+                <w:rFonts w:cs="Mj_Casablanca Light" w:hint="cs"/>
+                <w:b/>
+                <w:bCs/>
+                <w:sz w:val="28"/>
+                <w:szCs w:val="28"/>
+                <w:rtl/>
+              </w:rPr>
+              <w:t xml:space="preserve">امكان </w:t>
+            </w:r>
+            <w:r>
+              <w:rPr>
+                <w:rFonts w:cs="Mj_Casablanca Light"/>
+                <w:b/>
+                <w:bCs/>
+                <w:sz w:val="28"/>
+                <w:szCs w:val="28"/>
+              </w:rPr>
+              <w:t>Login</w:t>
+            </w:r>
+          </w:p>
+          <w:p>
+            <w:pPr>
+              <w:pStyle w:val="ListParagraph"/>
+              <w:numPr>
+                <w:ilvl w:val="0"/>
+                <w:numId w:val="12"/>
+              </w:numPr>
+              <w:bidi/>
+              <w:spacing w:after="160" w:line="278" w:lineRule="auto"/>
+              <w:rPr>
+                <w:rFonts w:cs="Mj_Casablanca Light"/>
+                <w:b/>
+                <w:bCs/>
+                <w:sz w:val="28"/>
+                <w:szCs w:val="28"/>
+              </w:rPr>
+            </w:pPr>
+            <w:r>
+              <w:rPr>
+                <w:rFonts w:cs="Mj_Casablanca Light" w:hint="cs"/>
+                <w:b/>
+                <w:bCs/>
+                <w:sz w:val="28"/>
+                <w:szCs w:val="28"/>
+                <w:rtl/>
+                <w:lang w:bidi="fa-IR"/>
+              </w:rPr>
+              <w:t xml:space="preserve">امكان ثبت كست و كار </w:t>
+            </w:r>
+          </w:p>
+          <w:p>
+            <w:pPr>
+              <w:pStyle w:val="ListParagraph"/>
+              <w:numPr>
+                <w:ilvl w:val="0"/>
+                <w:numId w:val="12"/>
+              </w:numPr>
+              <w:bidi/>
+              <w:spacing w:after="160" w:line="278" w:lineRule="auto"/>
+              <w:rPr>
+                <w:rFonts w:cs="Mj_Casablanca Light"/>
+                <w:b/>
+                <w:bCs/>
+                <w:sz w:val="28"/>
+                <w:szCs w:val="28"/>
+              </w:rPr>
+            </w:pPr>
+            <w:r>
+              <w:rPr>
+                <w:rFonts w:cs="Mj_Casablanca Light" w:hint="cs"/>
+                <w:b/>
+                <w:bCs/>
+                <w:sz w:val="28"/>
+                <w:szCs w:val="28"/>
+                <w:rtl/>
+              </w:rPr>
+              <w:t>امكان اضافه كردن كارمندان و نقش ها</w:t>
             </w:r>
           </w:p>
         </w:tc>
@@ -982,13 +1022,13 @@
                 <w:numId w:val="12"/>
               </w:numPr>
               <w:bidi/>
-              <w:rPr>
-                <w:rFonts w:cs="Mj_Casablanca Light"/>
-                <w:b/>
-                <w:bCs/>
-                <w:sz w:val="28"/>
-                <w:szCs w:val="28"/>
-                <w:rtl/>
+              <w:spacing w:after="160" w:line="278" w:lineRule="auto"/>
+              <w:rPr>
+                <w:rFonts w:cs="Mj_Casablanca Light"/>
+                <w:b/>
+                <w:bCs/>
+                <w:sz w:val="28"/>
+                <w:szCs w:val="28"/>
               </w:rPr>
             </w:pPr>
             <w:r>
@@ -1000,17 +1040,162 @@
                 <w:szCs w:val="28"/>
                 <w:rtl/>
               </w:rPr>
-              <w:t xml:space="preserve">سیستم باید موقعیت مکانی را روی نقشه تعاملی نمایش دهد </w:t>
-            </w:r>
-            <w:r>
-              <w:rPr>
-                <w:rFonts w:cs="Mj_Casablanca Light"/>
-                <w:b/>
-                <w:bCs/>
-                <w:sz w:val="28"/>
-                <w:szCs w:val="28"/>
-              </w:rPr>
-              <w:t>.</w:t>
+              <w:t>سیستم باید امکان ورود با یک</w:t>
+            </w:r>
+            <w:r>
+              <w:rPr>
+                <w:rFonts w:cs="Mj_Casablanca Light"/>
+                <w:b/>
+                <w:bCs/>
+                <w:sz w:val="28"/>
+                <w:szCs w:val="28"/>
+              </w:rPr>
+              <w:t xml:space="preserve"> PIN Code </w:t>
+            </w:r>
+            <w:r>
+              <w:rPr>
+                <w:rFonts w:cs="Mj_Casablanca Light"/>
+                <w:b/>
+                <w:bCs/>
+                <w:sz w:val="28"/>
+                <w:szCs w:val="28"/>
+                <w:rtl/>
+              </w:rPr>
+              <w:t>چهار رقمی را فراهم کند</w:t>
+            </w:r>
+            <w:r>
+              <w:rPr>
+                <w:rFonts w:cs="Mj_Casablanca Light"/>
+                <w:b/>
+                <w:bCs/>
+                <w:sz w:val="28"/>
+                <w:szCs w:val="28"/>
+              </w:rPr>
+              <w:t xml:space="preserve">. </w:t>
+            </w:r>
+          </w:p>
+          <w:p>
+            <w:pPr>
+              <w:pStyle w:val="ListParagraph"/>
+              <w:numPr>
+                <w:ilvl w:val="0"/>
+                <w:numId w:val="12"/>
+              </w:numPr>
+              <w:bidi/>
+              <w:spacing w:after="160" w:line="278" w:lineRule="auto"/>
+              <w:rPr>
+                <w:rFonts w:cs="Mj_Casablanca Light"/>
+                <w:b/>
+                <w:bCs/>
+                <w:sz w:val="28"/>
+                <w:szCs w:val="28"/>
+              </w:rPr>
+            </w:pPr>
+            <w:r>
+              <w:rPr>
+                <w:rFonts w:cs="Mj_Casablanca Light" w:hint="cs"/>
+                <w:b/>
+                <w:bCs/>
+                <w:sz w:val="28"/>
+                <w:szCs w:val="28"/>
+                <w:rtl/>
+              </w:rPr>
+              <w:t>جست و جوي كسب و كار ها بر اساس آدرس .</w:t>
+            </w:r>
+          </w:p>
+          <w:p>
+            <w:pPr>
+              <w:pStyle w:val="ListParagraph"/>
+              <w:numPr>
+                <w:ilvl w:val="0"/>
+                <w:numId w:val="12"/>
+              </w:numPr>
+              <w:bidi/>
+              <w:spacing w:after="160" w:line="278" w:lineRule="auto"/>
+              <w:rPr>
+                <w:rFonts w:cs="Mj_Casablanca Light"/>
+                <w:b/>
+                <w:bCs/>
+                <w:sz w:val="28"/>
+                <w:szCs w:val="28"/>
+              </w:rPr>
+            </w:pPr>
+            <w:r>
+              <w:rPr>
+                <w:rFonts w:cs="Mj_Casablanca Light" w:hint="cs"/>
+                <w:b/>
+                <w:bCs/>
+                <w:sz w:val="28"/>
+                <w:szCs w:val="28"/>
+                <w:rtl/>
+              </w:rPr>
+              <w:t xml:space="preserve">امكان </w:t>
+            </w:r>
+            <w:r>
+              <w:rPr>
+                <w:rFonts w:cs="Mj_Casablanca Light"/>
+                <w:b/>
+                <w:bCs/>
+                <w:sz w:val="28"/>
+                <w:szCs w:val="28"/>
+              </w:rPr>
+              <w:t>Login</w:t>
+            </w:r>
+          </w:p>
+          <w:p>
+            <w:pPr>
+              <w:pStyle w:val="ListParagraph"/>
+              <w:numPr>
+                <w:ilvl w:val="0"/>
+                <w:numId w:val="12"/>
+              </w:numPr>
+              <w:bidi/>
+              <w:spacing w:after="160" w:line="278" w:lineRule="auto"/>
+              <w:rPr>
+                <w:rFonts w:cs="Mj_Casablanca Light"/>
+                <w:b/>
+                <w:bCs/>
+                <w:sz w:val="28"/>
+                <w:szCs w:val="28"/>
+              </w:rPr>
+            </w:pPr>
+            <w:r>
+              <w:rPr>
+                <w:rFonts w:cs="Mj_Casablanca Light" w:hint="cs"/>
+                <w:b/>
+                <w:bCs/>
+                <w:sz w:val="28"/>
+                <w:szCs w:val="28"/>
+                <w:rtl/>
+              </w:rPr>
+              <w:t xml:space="preserve">امكان ثبت امتياز براي خدمات دريافتي </w:t>
+            </w:r>
+          </w:p>
+          <w:p>
+            <w:pPr>
+              <w:pStyle w:val="ListParagraph"/>
+              <w:numPr>
+                <w:ilvl w:val="0"/>
+                <w:numId w:val="12"/>
+              </w:numPr>
+              <w:bidi/>
+              <w:rPr>
+                <w:rFonts w:cs="Mj_Casablanca Light"/>
+                <w:sz w:val="28"/>
+                <w:szCs w:val="28"/>
+                <w:rtl/>
+                <w:lang w:bidi="fa-IR"/>
+              </w:rPr>
+            </w:pPr>
+            <w:r>
+              <w:rPr>
+                <w:rFonts w:cs="Mj_Casablanca Light" w:hint="cs"/>
+                <w:sz w:val="28"/>
+                <w:szCs w:val="28"/>
+                <w:rtl/>
+                <w:lang w:bidi="fa-IR"/>
+              </w:rPr>
+              <w:t xml:space="preserve">امكان ديدن كسب و كار ها و نوبت ها بدون لاگين </w:t>
             </w:r>
           </w:p>
         </w:tc>
@@ -1211,6 +1396,18 @@
         </w:rPr>
         <w:t>نیازمندی‌های کاربر: کارمندان حضوری</w:t>
       </w:r>
+      <w:r>
+        <w:rPr>
+          <w:rFonts w:cs="Mj_Casablanca Light" w:hint="cs"/>
+          <w:b/>
+          <w:bCs/>
+          <w:color w:val="00B0F0"/>
+          <w:sz w:val="36"/>
+          <w:szCs w:val="36"/>
+          <w:rtl/>
+        </w:rPr>
+        <w:t xml:space="preserve"> كسب و كار ها </w:t>
+      </w:r>
     </w:p>
     <w:tbl>
       <w:tblPr>
@@ -1321,7 +1518,7 @@
                 <w:szCs w:val="28"/>
                 <w:rtl/>
               </w:rPr>
-              <w:t>چهار رقمی را برای کارمندان فراهم کند</w:t>
+              <w:t>چهار رقمی را فراهم کند</w:t>
             </w:r>
             <w:r>
               <w:rPr>
@@ -1431,28 +1628,7 @@
                 <w:szCs w:val="28"/>
                 <w:rtl/>
               </w:rPr>
-              <w:t>لیست نوبت‌ها باید قابلیت به‌روزرسانی خودکار</w:t>
-            </w:r>
-            <w:r>
-              <w:rPr>
-                <w:rFonts w:cs="Mj_Casablanca Light"/>
-                <w:b/>
-                <w:bCs/>
-                <w:sz w:val="28"/>
-                <w:szCs w:val="28"/>
-              </w:rPr>
-              <w:t xml:space="preserve"> (Auto-refresh) </w:t>
-            </w:r>
-            <w:r>
-              <w:rPr>
-                <w:rFonts w:cs="Mj_Casablanca Light"/>
-                <w:b/>
-                <w:bCs/>
-                <w:sz w:val="28"/>
-                <w:szCs w:val="28"/>
-                <w:rtl/>
-              </w:rPr>
-              <w:t>داشته باشد تا نوبت‌های اضافه‌شده توسط منشی نمایش داده شود</w:t>
+              <w:t>سیستم باید دکمه‌های سریع (مانند “شروع کار”، “پایان یافت” یا “مراجعه نکرد”) برای تغییر وضعیت نوبت‌ها داشته باشد</w:t>
             </w:r>
             <w:r>
               <w:rPr>
@@ -1490,17 +1666,80 @@
                 <w:szCs w:val="28"/>
                 <w:rtl/>
               </w:rPr>
-              <w:t>سیستم باید دکمه‌های سریع (مانند “شروع کار”، “پایان یافت” یا “مراجعه نکرد”) برای تغییر وضعیت نوبت‌ها داشته باشد</w:t>
-            </w:r>
-            <w:r>
-              <w:rPr>
-                <w:rFonts w:cs="Mj_Casablanca Light"/>
-                <w:b/>
-                <w:bCs/>
-                <w:sz w:val="28"/>
-                <w:szCs w:val="28"/>
-              </w:rPr>
-              <w:t xml:space="preserve">. </w:t>
+              <w:t>سیستم باید از مرورگرهای محبوب فایرفاکس، کروم، سافاری بر روی حداقل</w:t>
+            </w:r>
+            <w:r>
+              <w:rPr>
+                <w:rFonts w:cs="Mj_Casablanca Light"/>
+                <w:b/>
+                <w:bCs/>
+                <w:sz w:val="28"/>
+                <w:szCs w:val="28"/>
+              </w:rPr>
+              <w:t xml:space="preserve"> iOS</w:t>
+            </w:r>
+            <w:r>
+              <w:rPr>
+                <w:rFonts w:cs="Mj_Casablanca Light"/>
+                <w:b/>
+                <w:bCs/>
+                <w:sz w:val="28"/>
+                <w:szCs w:val="28"/>
+                <w:rtl/>
+              </w:rPr>
+              <w:t xml:space="preserve">، </w:t>
+            </w:r>
+            <w:r>
+              <w:rPr>
+                <w:rFonts w:cs="Mj_Casablanca Light"/>
+                <w:b/>
+                <w:bCs/>
+                <w:sz w:val="28"/>
+                <w:szCs w:val="28"/>
+              </w:rPr>
+              <w:t>iPadOS</w:t>
+            </w:r>
+            <w:r>
+              <w:rPr>
+                <w:rFonts w:cs="Mj_Casablanca Light"/>
+                <w:b/>
+                <w:bCs/>
+                <w:sz w:val="28"/>
+                <w:szCs w:val="28"/>
+                <w:rtl/>
+              </w:rPr>
+              <w:t xml:space="preserve">، </w:t>
+            </w:r>
+            <w:r>
+              <w:rPr>
+                <w:rFonts w:cs="Mj_Casablanca Light"/>
+                <w:b/>
+                <w:bCs/>
+                <w:sz w:val="28"/>
+                <w:szCs w:val="28"/>
+              </w:rPr>
+              <w:t>macOS</w:t>
+            </w:r>
+            <w:r>
+              <w:rPr>
+                <w:rFonts w:cs="Mj_Casablanca Light"/>
+                <w:b/>
+                <w:bCs/>
+                <w:sz w:val="28"/>
+                <w:szCs w:val="28"/>
+                <w:rtl/>
+              </w:rPr>
+              <w:t>، اندروید، ویندوز، لینوکس پشتیبانی کند</w:t>
+            </w:r>
+            <w:r>
+              <w:rPr>
+                <w:rFonts w:cs="Mj_Casablanca Light"/>
+                <w:b/>
+                <w:bCs/>
+                <w:sz w:val="28"/>
+                <w:szCs w:val="28"/>
+              </w:rPr>
+              <w:t>.</w:t>
             </w:r>
           </w:p>
           <w:p>
@@ -1521,14 +1760,26 @@
             </w:pPr>
             <w:r>
               <w:rPr>
-                <w:rFonts w:cs="Mj_Casablanca Light"/>
-                <w:b/>
-                <w:bCs/>
-                <w:sz w:val="28"/>
-                <w:szCs w:val="28"/>
-                <w:rtl/>
-              </w:rPr>
-              <w:t>تغییر وضعیت نوبت‌ها توسط کارمند، باید اطلاعات را به‌صورت خودکار برای مدیر به‌روزرسانی کند</w:t>
+                <w:rFonts w:cs="Mj_Casablanca Light" w:hint="cs"/>
+                <w:b/>
+                <w:bCs/>
+                <w:sz w:val="28"/>
+                <w:szCs w:val="28"/>
+                <w:rtl/>
+                <w:lang w:bidi="fa-IR"/>
+              </w:rPr>
+              <w:t>و</w:t>
+            </w:r>
+            <w:r>
+              <w:rPr>
+                <w:rFonts w:cs="Mj_Casablanca Light"/>
+                <w:b/>
+                <w:bCs/>
+                <w:sz w:val="28"/>
+                <w:szCs w:val="28"/>
+                <w:rtl/>
+              </w:rPr>
+              <w:t>ب‌سایت باید در اندازه‌های مختلف صفحه نمایش، به ویژه صفحه نمایش‌های کوچک گوشی‌های تلفن همراه، ظاهری مناسب داشته باشد</w:t>
             </w:r>
             <w:r>
               <w:rPr>
@@ -1555,142 +1806,29 @@
                 <w:bCs/>
                 <w:sz w:val="28"/>
                 <w:szCs w:val="28"/>
+                <w:rtl/>
               </w:rPr>
             </w:pPr>
             <w:r>
               <w:rPr>
-                <w:rFonts w:cs="Mj_Casablanca Light"/>
-                <w:b/>
-                <w:bCs/>
-                <w:sz w:val="28"/>
-                <w:szCs w:val="28"/>
-                <w:rtl/>
-              </w:rPr>
-              <w:t>سیستم باید از مرورگرهای محبوب فایرفاکس، کروم، سافاری بر روی حداقل</w:t>
-            </w:r>
-            <w:r>
-              <w:rPr>
-                <w:rFonts w:cs="Mj_Casablanca Light"/>
-                <w:b/>
-                <w:bCs/>
-                <w:sz w:val="28"/>
-                <w:szCs w:val="28"/>
-              </w:rPr>
-              <w:t xml:space="preserve"> iOS</w:t>
-            </w:r>
-            <w:r>
-              <w:rPr>
-                <w:rFonts w:cs="Mj_Casablanca Light"/>
-                <w:b/>
-                <w:bCs/>
-                <w:sz w:val="28"/>
-                <w:szCs w:val="28"/>
-                <w:rtl/>
-              </w:rPr>
-              <w:t xml:space="preserve">، </w:t>
-            </w:r>
-            <w:r>
-              <w:rPr>
-                <w:rFonts w:cs="Mj_Casablanca Light"/>
-                <w:b/>
-                <w:bCs/>
-                <w:sz w:val="28"/>
-                <w:szCs w:val="28"/>
-              </w:rPr>
-              <w:t>iPadOS</w:t>
-            </w:r>
-            <w:r>
-              <w:rPr>
-                <w:rFonts w:cs="Mj_Casablanca Light"/>
-                <w:b/>
-                <w:bCs/>
-                <w:sz w:val="28"/>
-                <w:szCs w:val="28"/>
-                <w:rtl/>
-              </w:rPr>
-              <w:t xml:space="preserve">، </w:t>
-            </w:r>
-            <w:r>
-              <w:rPr>
-                <w:rFonts w:cs="Mj_Casablanca Light"/>
-                <w:b/>
-                <w:bCs/>
-                <w:sz w:val="28"/>
-                <w:szCs w:val="28"/>
-              </w:rPr>
-              <w:t>macOS</w:t>
-            </w:r>
-            <w:r>
-              <w:rPr>
-                <w:rFonts w:cs="Mj_Casablanca Light"/>
-                <w:b/>
-                <w:bCs/>
-                <w:sz w:val="28"/>
-                <w:szCs w:val="28"/>
-                <w:rtl/>
-              </w:rPr>
-              <w:t>، اندروید، ویندوز، لینوکس پشتیبانی کند</w:t>
-            </w:r>
-            <w:r>
-              <w:rPr>
-                <w:rFonts w:cs="Mj_Casablanca Light"/>
-                <w:b/>
-                <w:bCs/>
-                <w:sz w:val="28"/>
-                <w:szCs w:val="28"/>
-              </w:rPr>
-              <w:t>.</w:t>
-            </w:r>
-          </w:p>
-          <w:p>
-            <w:pPr>
-              <w:pStyle w:val="ListParagraph"/>
-              <w:numPr>
-                <w:ilvl w:val="0"/>
-                <w:numId w:val="12"/>
-              </w:numPr>
-              <w:bidi/>
-              <w:rPr>
-                <w:rFonts w:cs="Mj_Casablanca Light"/>
-                <w:b/>
-                <w:bCs/>
-                <w:sz w:val="28"/>
-                <w:szCs w:val="28"/>
-                <w:rtl/>
-              </w:rPr>
-            </w:pPr>
-            <w:r>
-              <w:rPr>
                 <w:rFonts w:cs="Mj_Casablanca Light" w:hint="cs"/>
                 <w:b/>
                 <w:bCs/>
                 <w:sz w:val="28"/>
                 <w:szCs w:val="28"/>
                 <w:rtl/>
-                <w:lang w:bidi="fa-IR"/>
-              </w:rPr>
-              <w:t>و</w:t>
-            </w:r>
-            <w:r>
-              <w:rPr>
-                <w:rFonts w:cs="Mj_Casablanca Light"/>
-                <w:b/>
-                <w:bCs/>
-                <w:sz w:val="28"/>
-                <w:szCs w:val="28"/>
-                <w:rtl/>
-              </w:rPr>
-              <w:t>ب‌سایت باید در اندازه‌های مختلف صفحه نمایش، به ویژه صفحه نمایش‌های کوچک گوشی‌های تلفن همراه، ظاهری مناسب داشته باشد</w:t>
-            </w:r>
-            <w:r>
-              <w:rPr>
-                <w:rFonts w:cs="Mj_Casablanca Light"/>
-                <w:b/>
-                <w:bCs/>
-                <w:sz w:val="28"/>
-                <w:szCs w:val="28"/>
-              </w:rPr>
-              <w:t>.</w:t>
+              </w:rPr>
+              <w:t xml:space="preserve">امكان </w:t>
+            </w:r>
+            <w:r>
+              <w:rPr>
+                <w:rFonts w:cs="Mj_Casablanca Light"/>
+                <w:b/>
+                <w:bCs/>
+                <w:sz w:val="28"/>
+                <w:szCs w:val="28"/>
+              </w:rPr>
+              <w:t>Login</w:t>
             </w:r>
           </w:p>
         </w:tc>
@@ -2015,28 +2153,7 @@
                 <w:szCs w:val="28"/>
                 <w:rtl/>
               </w:rPr>
-              <w:t>سیستم باید قابلیت پیش‌نمایش</w:t>
-            </w:r>
-            <w:r>
-              <w:rPr>
-                <w:rFonts w:cs="Mj_Casablanca Light"/>
-                <w:b/>
-                <w:bCs/>
-                <w:sz w:val="28"/>
-                <w:szCs w:val="28"/>
-              </w:rPr>
-              <w:t xml:space="preserve"> (Preview) </w:t>
-            </w:r>
-            <w:r>
-              <w:rPr>
-                <w:rFonts w:cs="Mj_Casablanca Light"/>
-                <w:b/>
-                <w:bCs/>
-                <w:sz w:val="28"/>
-                <w:szCs w:val="28"/>
-                <w:rtl/>
-              </w:rPr>
-              <w:t>اطلاعیه‌ها را قبل از انتشار نهایی فراهم کند</w:t>
+              <w:t>سیستم باید امکان تغییر ساعات کاری و راه‌های ارتباطی را فراهم کند</w:t>
             </w:r>
             <w:r>
               <w:rPr>
@@ -2057,6 +2174,7 @@
                 <w:numId w:val="12"/>
               </w:numPr>
               <w:bidi/>
+              <w:spacing w:after="160" w:line="278" w:lineRule="auto"/>
               <w:rPr>
                 <w:rFonts w:cs="Mj_Casablanca Light"/>
                 <w:b/>
@@ -2074,7 +2192,28 @@
                 <w:szCs w:val="28"/>
                 <w:rtl/>
               </w:rPr>
-              <w:t>سیستم باید امکان تغییر ساعات کاری و راه‌های ارتباطی را فراهم کند</w:t>
+              <w:t>سیستم باید امکان ورود با یک</w:t>
+            </w:r>
+            <w:r>
+              <w:rPr>
+                <w:rFonts w:cs="Mj_Casablanca Light"/>
+                <w:b/>
+                <w:bCs/>
+                <w:sz w:val="28"/>
+                <w:szCs w:val="28"/>
+              </w:rPr>
+              <w:t xml:space="preserve"> PIN Code </w:t>
+            </w:r>
+            <w:r>
+              <w:rPr>
+                <w:rFonts w:cs="Mj_Casablanca Light"/>
+                <w:b/>
+                <w:bCs/>
+                <w:sz w:val="28"/>
+                <w:szCs w:val="28"/>
+                <w:rtl/>
+              </w:rPr>
+              <w:t>چهار رقمی را فراهم کند</w:t>
             </w:r>
             <w:r>
               <w:rPr>
@@ -2085,6 +2224,45 @@
                 <w:szCs w:val="28"/>
               </w:rPr>
               <w:t xml:space="preserve">. </w:t>
+            </w:r>
+          </w:p>
+          <w:p>
+            <w:pPr>
+              <w:pStyle w:val="ListParagraph"/>
+              <w:numPr>
+                <w:ilvl w:val="0"/>
+                <w:numId w:val="12"/>
+              </w:numPr>
+              <w:bidi/>
+              <w:spacing w:after="160" w:line="278" w:lineRule="auto"/>
+              <w:rPr>
+                <w:rFonts w:cs="Mj_Casablanca Light"/>
+                <w:b/>
+                <w:bCs/>
+                <w:sz w:val="28"/>
+                <w:szCs w:val="28"/>
+              </w:rPr>
+            </w:pPr>
+            <w:r>
+              <w:rPr>
+                <w:rFonts w:cs="Mj_Casablanca Light" w:hint="cs"/>
+                <w:b/>
+                <w:bCs/>
+                <w:sz w:val="28"/>
+                <w:szCs w:val="28"/>
+                <w:rtl/>
+              </w:rPr>
+              <w:t xml:space="preserve">امكان </w:t>
+            </w:r>
+            <w:r>
+              <w:rPr>
+                <w:rFonts w:cs="Mj_Casablanca Light"/>
+                <w:b/>
+                <w:bCs/>
+                <w:sz w:val="28"/>
+                <w:szCs w:val="28"/>
+              </w:rPr>
+              <w:t>Login</w:t>
             </w:r>
           </w:p>
         </w:tc>
@@ -2492,48 +2670,28 @@
                 <w:szCs w:val="28"/>
                 <w:rtl/>
               </w:rPr>
-              <w:t>ورود به جای کاربر</w:t>
-            </w:r>
-            <w:r>
-              <w:rPr>
-                <w:rFonts w:cs="Mj_Casablanca Light"/>
-                <w:b/>
-                <w:bCs/>
-                <w:sz w:val="28"/>
-                <w:szCs w:val="28"/>
-              </w:rPr>
-              <w:t>:</w:t>
-            </w:r>
-            <w:r>
-              <w:rPr>
-                <w:rFonts w:cs="Mj_Casablanca Light"/>
-                <w:b/>
-                <w:bCs/>
-                <w:sz w:val="28"/>
-                <w:szCs w:val="28"/>
-              </w:rPr>
-              <w:t xml:space="preserve"> (Impersonation)</w:t>
-            </w:r>
-            <w:r>
-              <w:rPr>
-                <w:rFonts w:cs="Mj_Casablanca Light"/>
-                <w:b/>
-                <w:bCs/>
-                <w:sz w:val="28"/>
-                <w:szCs w:val="28"/>
-              </w:rPr>
-              <w:t xml:space="preserve"> </w:t>
-            </w:r>
-            <w:r>
-              <w:rPr>
-                <w:rFonts w:cs="Mj_Casablanca Light"/>
-                <w:b/>
-                <w:bCs/>
-                <w:sz w:val="28"/>
-                <w:szCs w:val="28"/>
-                <w:rtl/>
-              </w:rPr>
-              <w:t>امکان ورود مدیر کل به سیستم از دید یک مشتری یا مدیر کسب‌وکار جهت عیب‌یابی مشکلات</w:t>
+              <w:t>مدیریت صفحه اصلی</w:t>
+            </w:r>
+            <w:r>
+              <w:rPr>
+                <w:rFonts w:cs="Mj_Casablanca Light"/>
+                <w:b/>
+                <w:bCs/>
+                <w:sz w:val="28"/>
+                <w:szCs w:val="28"/>
+              </w:rPr>
+              <w:t xml:space="preserve">: </w:t>
+            </w:r>
+            <w:r>
+              <w:rPr>
+                <w:rFonts w:cs="Mj_Casablanca Light"/>
+                <w:b/>
+                <w:bCs/>
+                <w:sz w:val="28"/>
+                <w:szCs w:val="28"/>
+                <w:rtl/>
+              </w:rPr>
+              <w:t>امکان اضافه/حذف کسب‌وکارهای معروف در صفحه اصلی (با چک‌باکس) و مرتب‌سازی ترتیب نمایش آن‌ها</w:t>
             </w:r>
             <w:r>
               <w:rPr>
@@ -2571,7 +2729,7 @@
                 <w:szCs w:val="28"/>
                 <w:rtl/>
               </w:rPr>
-              <w:t>مدیریت صفحه اصلی</w:t>
+              <w:t>مدیریت تبلیغات</w:t>
             </w:r>
             <w:r>
               <w:rPr>
@@ -2592,17 +2750,49 @@
                 <w:szCs w:val="28"/>
                 <w:rtl/>
               </w:rPr>
-              <w:t>امکان اضافه/حذف کسب‌وکارهای معروف در صفحه اصلی (با چک‌باکس) و مرتب‌سازی ترتیب نمایش آن‌ها</w:t>
-            </w:r>
-            <w:r>
-              <w:rPr>
-                <w:rFonts w:cs="Mj_Casablanca Light"/>
-                <w:b/>
-                <w:bCs/>
-                <w:sz w:val="28"/>
-                <w:szCs w:val="28"/>
-              </w:rPr>
-              <w:t xml:space="preserve">. </w:t>
+              <w:t>امکان آپلود بنر، زمان‌بندی</w:t>
+            </w:r>
+            <w:r>
+              <w:rPr>
+                <w:rFonts w:cs="Mj_Casablanca Light"/>
+                <w:b/>
+                <w:bCs/>
+                <w:sz w:val="28"/>
+                <w:szCs w:val="28"/>
+              </w:rPr>
+              <w:t xml:space="preserve"> (Scheduling) </w:t>
+            </w:r>
+            <w:r>
+              <w:rPr>
+                <w:rFonts w:cs="Mj_Casablanca Light"/>
+                <w:b/>
+                <w:bCs/>
+                <w:sz w:val="28"/>
+                <w:szCs w:val="28"/>
+                <w:rtl/>
+              </w:rPr>
+              <w:t>تاریخ شروع و پایان، و نمایش آمار کلیک‌ها</w:t>
+            </w:r>
+            <w:r>
+              <w:rPr>
+                <w:rFonts w:cs="Mj_Casablanca Light"/>
+                <w:b/>
+                <w:bCs/>
+                <w:sz w:val="28"/>
+                <w:szCs w:val="28"/>
+              </w:rPr>
+              <w:t xml:space="preserve"> </w:t>
+            </w:r>
+            <w:r>
+              <w:rPr>
+                <w:rFonts w:cs="Mj_Casablanca Light" w:hint="cs"/>
+                <w:b/>
+                <w:bCs/>
+                <w:sz w:val="28"/>
+                <w:szCs w:val="28"/>
+                <w:rtl/>
+              </w:rPr>
+              <w:t>.</w:t>
             </w:r>
           </w:p>
           <w:p>
@@ -2630,7 +2820,7 @@
                 <w:szCs w:val="28"/>
                 <w:rtl/>
               </w:rPr>
-              <w:t>مدیریت تبلیغات</w:t>
+              <w:t>داشبورد مالی</w:t>
             </w:r>
             <w:r>
               <w:rPr>
@@ -2651,28 +2841,18 @@
                 <w:szCs w:val="28"/>
                 <w:rtl/>
               </w:rPr>
-              <w:t>امکان آپلود بنر، زمان‌بندی</w:t>
-            </w:r>
-            <w:r>
-              <w:rPr>
-                <w:rFonts w:cs="Mj_Casablanca Light"/>
-                <w:b/>
-                <w:bCs/>
-                <w:sz w:val="28"/>
-                <w:szCs w:val="28"/>
-              </w:rPr>
-              <w:t xml:space="preserve"> (Scheduling) </w:t>
-            </w:r>
-            <w:r>
-              <w:rPr>
-                <w:rFonts w:cs="Mj_Casablanca Light"/>
-                <w:b/>
-                <w:bCs/>
-                <w:sz w:val="28"/>
-                <w:szCs w:val="28"/>
-                <w:rtl/>
-              </w:rPr>
-              <w:t>تاریخ شروع و پایان، و نمایش آمار کلیک‌ها</w:t>
+              <w:t>نمایش مجموع درآمد حاصل از کمیسیون‌ها در بازه‌های زمانی مختلف (روزانه، هفتگی، ماهانه)</w:t>
+            </w:r>
+            <w:r>
+              <w:rPr>
+                <w:rFonts w:cs="Mj_Casablanca Light" w:hint="cs"/>
+                <w:b/>
+                <w:bCs/>
+                <w:sz w:val="28"/>
+                <w:szCs w:val="28"/>
+                <w:rtl/>
+              </w:rPr>
+              <w:t>.</w:t>
             </w:r>
             <w:r>
               <w:rPr>
@@ -2683,17 +2863,6 @@
                 <w:szCs w:val="28"/>
               </w:rPr>
               <w:t xml:space="preserve"> </w:t>
-            </w:r>
-            <w:r>
-              <w:rPr>
-                <w:rFonts w:cs="Mj_Casablanca Light" w:hint="cs"/>
-                <w:b/>
-                <w:bCs/>
-                <w:sz w:val="28"/>
-                <w:szCs w:val="28"/>
-                <w:rtl/>
-              </w:rPr>
-              <w:t>.</w:t>
             </w:r>
           </w:p>
           <w:p>
@@ -2721,7 +2890,7 @@
                 <w:szCs w:val="28"/>
                 <w:rtl/>
               </w:rPr>
-              <w:t>داشبورد مالی</w:t>
+              <w:t>مدیریت محتوا</w:t>
             </w:r>
             <w:r>
               <w:rPr>
@@ -2742,7 +2911,7 @@
                 <w:szCs w:val="28"/>
                 <w:rtl/>
               </w:rPr>
-              <w:t>نمایش مجموع درآمد حاصل از کمیسیون‌ها در بازه‌های زمانی مختلف (روزانه، هفتگی، ماهانه) با نمودار</w:t>
+              <w:t>امکان ویرایش متون صفحات پایه («درباره ما» و «تماس با ما») و افزودن سوالات متداول</w:t>
             </w:r>
             <w:r>
               <w:rPr>
@@ -2763,6 +2932,7 @@
                 <w:numId w:val="12"/>
               </w:numPr>
               <w:bidi/>
+              <w:spacing w:after="160" w:line="278" w:lineRule="auto"/>
               <w:rPr>
                 <w:rFonts w:cs="Mj_Casablanca Light"/>
                 <w:b/>
@@ -2780,28 +2950,28 @@
                 <w:szCs w:val="28"/>
                 <w:rtl/>
               </w:rPr>
-              <w:t>مدیریت محتوا</w:t>
-            </w:r>
-            <w:r>
-              <w:rPr>
-                <w:rFonts w:cs="Mj_Casablanca Light"/>
-                <w:b/>
-                <w:bCs/>
-                <w:sz w:val="28"/>
-                <w:szCs w:val="28"/>
-              </w:rPr>
-              <w:t xml:space="preserve">: </w:t>
-            </w:r>
-            <w:r>
-              <w:rPr>
-                <w:rFonts w:cs="Mj_Casablanca Light"/>
-                <w:b/>
-                <w:bCs/>
-                <w:sz w:val="28"/>
-                <w:szCs w:val="28"/>
-                <w:rtl/>
-              </w:rPr>
-              <w:t>امکان ویرایش متون صفحات پایه («درباره ما» و «تماس با ما») و افزودن سوالات متداول</w:t>
+              <w:t>سیستم باید امکان ورود با یک</w:t>
+            </w:r>
+            <w:r>
+              <w:rPr>
+                <w:rFonts w:cs="Mj_Casablanca Light"/>
+                <w:b/>
+                <w:bCs/>
+                <w:sz w:val="28"/>
+                <w:szCs w:val="28"/>
+              </w:rPr>
+              <w:t xml:space="preserve"> PIN Code </w:t>
+            </w:r>
+            <w:r>
+              <w:rPr>
+                <w:rFonts w:cs="Mj_Casablanca Light"/>
+                <w:b/>
+                <w:bCs/>
+                <w:sz w:val="28"/>
+                <w:szCs w:val="28"/>
+                <w:rtl/>
+              </w:rPr>
+              <w:t>چهار رقمی را فراهم کند</w:t>
             </w:r>
             <w:r>
               <w:rPr>
@@ -2822,6 +2992,7 @@
                 <w:numId w:val="12"/>
               </w:numPr>
               <w:bidi/>
+              <w:spacing w:after="160" w:line="278" w:lineRule="auto"/>
               <w:rPr>
                 <w:rFonts w:cs="Mj_Casablanca Light"/>
                 <w:b/>
@@ -2833,65 +3004,24 @@
             </w:pPr>
             <w:r>
               <w:rPr>
-                <w:rFonts w:cs="Mj_Casablanca Light"/>
-                <w:b/>
-                <w:bCs/>
-                <w:sz w:val="28"/>
-                <w:szCs w:val="28"/>
-              </w:rPr>
-              <w:t xml:space="preserve">  </w:t>
-            </w:r>
-            <w:r>
-              <w:rPr>
-                <w:rFonts w:cs="Mj_Casablanca Light"/>
-                <w:b/>
-                <w:bCs/>
-                <w:sz w:val="28"/>
-                <w:szCs w:val="28"/>
-                <w:rtl/>
-              </w:rPr>
-              <w:t>تنظیمات سئو</w:t>
-            </w:r>
-            <w:r>
-              <w:rPr>
-                <w:rFonts w:cs="Mj_Casablanca Light"/>
-                <w:b/>
-                <w:bCs/>
-                <w:sz w:val="28"/>
-                <w:szCs w:val="28"/>
-              </w:rPr>
-              <w:t xml:space="preserve">: </w:t>
-            </w:r>
-            <w:r>
-              <w:rPr>
-                <w:rFonts w:cs="Mj_Casablanca Light"/>
-                <w:b/>
-                <w:bCs/>
-                <w:sz w:val="28"/>
-                <w:szCs w:val="28"/>
-              </w:rPr>
-              <w:t>(SEO)</w:t>
-            </w:r>
-            <w:r>
-              <w:rPr>
-                <w:rFonts w:cs="Mj_Casablanca Light"/>
-                <w:b/>
-                <w:bCs/>
-                <w:sz w:val="28"/>
-                <w:szCs w:val="28"/>
-                <w:rtl/>
-              </w:rPr>
-              <w:t>امکان تنظیم تگ‌های سئو (مانند عنوان و توضیحات متا) برای بهبود رتبه جستجو</w:t>
-            </w:r>
-            <w:r>
-              <w:rPr>
-                <w:rFonts w:cs="Mj_Casablanca Light"/>
-                <w:b/>
-                <w:bCs/>
-                <w:sz w:val="28"/>
-                <w:szCs w:val="28"/>
-              </w:rPr>
-              <w:t>.</w:t>
+                <w:rFonts w:cs="Mj_Casablanca Light" w:hint="cs"/>
+                <w:b/>
+                <w:bCs/>
+                <w:sz w:val="28"/>
+                <w:szCs w:val="28"/>
+                <w:rtl/>
+              </w:rPr>
+              <w:t xml:space="preserve">امكان </w:t>
+            </w:r>
+            <w:r>
+              <w:rPr>
+                <w:rFonts w:cs="Mj_Casablanca Light"/>
+                <w:b/>
+                <w:bCs/>
+                <w:sz w:val="28"/>
+                <w:szCs w:val="28"/>
+              </w:rPr>
+              <w:t>Login</w:t>
             </w:r>
           </w:p>
         </w:tc>
@@ -3306,7 +3436,7 @@
         <v:path o:extrusionok="f" gradientshapeok="t" o:connecttype="rect"/>
         <o:lock v:ext="edit" aspectratio="t"/>
       </v:shapetype>
-      <v:shape id="_x0000_i1025" type="#_x0000_t75" style="width:11.25pt;height:11.25pt" o:bullet="t">
+      <v:shape id="_x0000_i1025" type="#_x0000_t75" style="width:11.4pt;height:11.4pt" o:bullet="t">
         <v:imagedata r:id="rId1" o:title="mso3BF"/>
       </v:shape>
     </w:pict>
@@ -5409,6 +5539,7 @@
   <w:style w:type="character" w:default="1" w:styleId="DefaultParagraphFont">
     <w:name w:val="Default Paragraph Font"/>
     <w:uiPriority w:val="1"/>
+    <w:semiHidden/>
     <w:unhideWhenUsed/>
   </w:style>
   <w:style w:type="table" w:default="1" w:styleId="TableNormal">

--- a/Documentation/Analysis/Requirements Analysis/Functional-NonFunctional Requirement - W.docx
+++ b/Documentation/Analysis/Requirements Analysis/Functional-NonFunctional Requirement - W.docx
@@ -515,6 +515,37 @@
               <w:t>امكان اضافه كردن كارمندان و نقش ها</w:t>
             </w:r>
           </w:p>
+          <w:p>
+            <w:pPr>
+              <w:pStyle w:val="ListParagraph"/>
+              <w:numPr>
+                <w:ilvl w:val="0"/>
+                <w:numId w:val="12"/>
+              </w:numPr>
+              <w:bidi/>
+              <w:spacing w:line="276" w:lineRule="auto"/>
+              <w:rPr>
+                <w:rFonts w:cs="Mj_Casablanca Light"/>
+                <w:b/>
+                <w:bCs/>
+                <w:sz w:val="28"/>
+                <w:szCs w:val="28"/>
+                <w:lang w:bidi="fa-IR"/>
+              </w:rPr>
+            </w:pPr>
+            <w:r>
+              <w:rPr>
+                <w:rFonts w:cs="Mj_Casablanca Light" w:hint="cs"/>
+                <w:b/>
+                <w:bCs/>
+                <w:sz w:val="28"/>
+                <w:szCs w:val="28"/>
+                <w:rtl/>
+                <w:lang w:bidi="fa-IR"/>
+              </w:rPr>
+              <w:t>امكان بازيابي رمز</w:t>
+            </w:r>
+          </w:p>
         </w:tc>
       </w:tr>
       <w:tr>
@@ -1183,7 +1214,6 @@
                 <w:rFonts w:cs="Mj_Casablanca Light"/>
                 <w:sz w:val="28"/>
                 <w:szCs w:val="28"/>
-                <w:rtl/>
                 <w:lang w:bidi="fa-IR"/>
               </w:rPr>
             </w:pPr>
@@ -1196,6 +1226,38 @@
                 <w:lang w:bidi="fa-IR"/>
               </w:rPr>
               <w:t xml:space="preserve">امكان ديدن كسب و كار ها و نوبت ها بدون لاگين </w:t>
+            </w:r>
+          </w:p>
+          <w:p>
+            <w:pPr>
+              <w:pStyle w:val="ListParagraph"/>
+              <w:numPr>
+                <w:ilvl w:val="0"/>
+                <w:numId w:val="12"/>
+              </w:numPr>
+              <w:bidi/>
+              <w:spacing w:line="276" w:lineRule="auto"/>
+              <w:rPr>
+                <w:rFonts w:cs="Mj_Casablanca Light"/>
+                <w:b/>
+                <w:bCs/>
+                <w:sz w:val="28"/>
+                <w:szCs w:val="28"/>
+                <w:rtl/>
+                <w:lang w:bidi="fa-IR"/>
+              </w:rPr>
+            </w:pPr>
+            <w:r>
+              <w:rPr>
+                <w:rFonts w:cs="Mj_Casablanca Light" w:hint="cs"/>
+                <w:b/>
+                <w:bCs/>
+                <w:sz w:val="28"/>
+                <w:szCs w:val="28"/>
+                <w:rtl/>
+                <w:lang w:bidi="fa-IR"/>
+              </w:rPr>
+              <w:t>امكان بازيابي رمز</w:t>
             </w:r>
           </w:p>
         </w:tc>
@@ -1806,7 +1868,6 @@
                 <w:bCs/>
                 <w:sz w:val="28"/>
                 <w:szCs w:val="28"/>
-                <w:rtl/>
               </w:rPr>
             </w:pPr>
             <w:r>
@@ -1829,6 +1890,38 @@
                 <w:szCs w:val="28"/>
               </w:rPr>
               <w:t>Login</w:t>
+            </w:r>
+          </w:p>
+          <w:p>
+            <w:pPr>
+              <w:pStyle w:val="ListParagraph"/>
+              <w:numPr>
+                <w:ilvl w:val="0"/>
+                <w:numId w:val="12"/>
+              </w:numPr>
+              <w:bidi/>
+              <w:spacing w:line="276" w:lineRule="auto"/>
+              <w:rPr>
+                <w:rFonts w:cs="Mj_Casablanca Light"/>
+                <w:b/>
+                <w:bCs/>
+                <w:sz w:val="28"/>
+                <w:szCs w:val="28"/>
+                <w:rtl/>
+                <w:lang w:bidi="fa-IR"/>
+              </w:rPr>
+            </w:pPr>
+            <w:r>
+              <w:rPr>
+                <w:rFonts w:cs="Mj_Casablanca Light" w:hint="cs"/>
+                <w:b/>
+                <w:bCs/>
+                <w:sz w:val="28"/>
+                <w:szCs w:val="28"/>
+                <w:rtl/>
+                <w:lang w:bidi="fa-IR"/>
+              </w:rPr>
+              <w:t>امكان بازيابي رمز</w:t>
             </w:r>
           </w:p>
         </w:tc>
@@ -2263,6 +2356,37 @@
                 <w:szCs w:val="28"/>
               </w:rPr>
               <w:t>Login</w:t>
+            </w:r>
+          </w:p>
+          <w:p>
+            <w:pPr>
+              <w:pStyle w:val="ListParagraph"/>
+              <w:numPr>
+                <w:ilvl w:val="0"/>
+                <w:numId w:val="12"/>
+              </w:numPr>
+              <w:bidi/>
+              <w:spacing w:line="276" w:lineRule="auto"/>
+              <w:rPr>
+                <w:rFonts w:cs="Mj_Casablanca Light"/>
+                <w:b/>
+                <w:bCs/>
+                <w:sz w:val="28"/>
+                <w:szCs w:val="28"/>
+                <w:lang w:bidi="fa-IR"/>
+              </w:rPr>
+            </w:pPr>
+            <w:r>
+              <w:rPr>
+                <w:rFonts w:cs="Mj_Casablanca Light" w:hint="cs"/>
+                <w:b/>
+                <w:bCs/>
+                <w:sz w:val="28"/>
+                <w:szCs w:val="28"/>
+                <w:rtl/>
+                <w:lang w:bidi="fa-IR"/>
+              </w:rPr>
+              <w:t>امكان بازيابي رمز</w:t>
             </w:r>
           </w:p>
         </w:tc>
@@ -2999,7 +3123,6 @@
                 <w:bCs/>
                 <w:sz w:val="28"/>
                 <w:szCs w:val="28"/>
-                <w:rtl/>
               </w:rPr>
             </w:pPr>
             <w:r>
@@ -3022,6 +3145,38 @@
                 <w:szCs w:val="28"/>
               </w:rPr>
               <w:t>Login</w:t>
+            </w:r>
+          </w:p>
+          <w:p>
+            <w:pPr>
+              <w:pStyle w:val="ListParagraph"/>
+              <w:numPr>
+                <w:ilvl w:val="0"/>
+                <w:numId w:val="12"/>
+              </w:numPr>
+              <w:bidi/>
+              <w:spacing w:line="276" w:lineRule="auto"/>
+              <w:rPr>
+                <w:rFonts w:cs="Mj_Casablanca Light"/>
+                <w:b/>
+                <w:bCs/>
+                <w:sz w:val="28"/>
+                <w:szCs w:val="28"/>
+                <w:rtl/>
+                <w:lang w:bidi="fa-IR"/>
+              </w:rPr>
+            </w:pPr>
+            <w:r>
+              <w:rPr>
+                <w:rFonts w:cs="Mj_Casablanca Light" w:hint="cs"/>
+                <w:b/>
+                <w:bCs/>
+                <w:sz w:val="28"/>
+                <w:szCs w:val="28"/>
+                <w:rtl/>
+                <w:lang w:bidi="fa-IR"/>
+              </w:rPr>
+              <w:t>امكان بازيابي رمز</w:t>
             </w:r>
           </w:p>
         </w:tc>
@@ -4897,6 +5052,18 @@
   </w:num>
   <w:num w:numId="12" w16cid:durableId="1600791017">
     <w:abstractNumId w:val="5"/>
+  </w:num>
+  <w:num w:numId="13" w16cid:durableId="346640243">
+    <w:abstractNumId w:val="7"/>
+    <w:lvlOverride w:ilvl="0"/>
+    <w:lvlOverride w:ilvl="1"/>
+    <w:lvlOverride w:ilvl="2"/>
+    <w:lvlOverride w:ilvl="3"/>
+    <w:lvlOverride w:ilvl="4"/>
+    <w:lvlOverride w:ilvl="5"/>
+    <w:lvlOverride w:ilvl="6"/>
+    <w:lvlOverride w:ilvl="7"/>
+    <w:lvlOverride w:ilvl="8"/>
   </w:num>
 </w:numbering>
 </file>

--- a/Documentation/Analysis/Requirements Analysis/Functional-NonFunctional Requirement - W.docx
+++ b/Documentation/Analysis/Requirements Analysis/Functional-NonFunctional Requirement - W.docx
@@ -376,66 +376,6 @@
             </w:pPr>
             <w:r>
               <w:rPr>
-                <w:rFonts w:cs="Mj_Casablanca Light"/>
-                <w:b/>
-                <w:bCs/>
-                <w:sz w:val="28"/>
-                <w:szCs w:val="28"/>
-                <w:rtl/>
-              </w:rPr>
-              <w:t>سیستم باید امکان ورود با یک</w:t>
-            </w:r>
-            <w:r>
-              <w:rPr>
-                <w:rFonts w:cs="Mj_Casablanca Light"/>
-                <w:b/>
-                <w:bCs/>
-                <w:sz w:val="28"/>
-                <w:szCs w:val="28"/>
-              </w:rPr>
-              <w:t xml:space="preserve"> PIN Code </w:t>
-            </w:r>
-            <w:r>
-              <w:rPr>
-                <w:rFonts w:cs="Mj_Casablanca Light"/>
-                <w:b/>
-                <w:bCs/>
-                <w:sz w:val="28"/>
-                <w:szCs w:val="28"/>
-                <w:rtl/>
-              </w:rPr>
-              <w:t>چهار رقمی را فراهم کند</w:t>
-            </w:r>
-            <w:r>
-              <w:rPr>
-                <w:rFonts w:cs="Mj_Casablanca Light"/>
-                <w:b/>
-                <w:bCs/>
-                <w:sz w:val="28"/>
-                <w:szCs w:val="28"/>
-              </w:rPr>
-              <w:t xml:space="preserve">. </w:t>
-            </w:r>
-          </w:p>
-          <w:p>
-            <w:pPr>
-              <w:pStyle w:val="ListParagraph"/>
-              <w:numPr>
-                <w:ilvl w:val="0"/>
-                <w:numId w:val="12"/>
-              </w:numPr>
-              <w:bidi/>
-              <w:spacing w:after="160" w:line="278" w:lineRule="auto"/>
-              <w:rPr>
-                <w:rFonts w:cs="Mj_Casablanca Light"/>
-                <w:b/>
-                <w:bCs/>
-                <w:sz w:val="28"/>
-                <w:szCs w:val="28"/>
-              </w:rPr>
-            </w:pPr>
-            <w:r>
-              <w:rPr>
                 <w:rFonts w:cs="Mj_Casablanca Light" w:hint="cs"/>
                 <w:b/>
                 <w:bCs/>
@@ -1033,66 +973,6 @@
                 <w:rtl/>
               </w:rPr>
               <w:t>بارگذاری شود</w:t>
-            </w:r>
-            <w:r>
-              <w:rPr>
-                <w:rFonts w:cs="Mj_Casablanca Light"/>
-                <w:b/>
-                <w:bCs/>
-                <w:sz w:val="28"/>
-                <w:szCs w:val="28"/>
-              </w:rPr>
-              <w:t xml:space="preserve">. </w:t>
-            </w:r>
-          </w:p>
-          <w:p>
-            <w:pPr>
-              <w:pStyle w:val="ListParagraph"/>
-              <w:numPr>
-                <w:ilvl w:val="0"/>
-                <w:numId w:val="12"/>
-              </w:numPr>
-              <w:bidi/>
-              <w:spacing w:after="160" w:line="278" w:lineRule="auto"/>
-              <w:rPr>
-                <w:rFonts w:cs="Mj_Casablanca Light"/>
-                <w:b/>
-                <w:bCs/>
-                <w:sz w:val="28"/>
-                <w:szCs w:val="28"/>
-              </w:rPr>
-            </w:pPr>
-            <w:r>
-              <w:rPr>
-                <w:rFonts w:cs="Mj_Casablanca Light"/>
-                <w:b/>
-                <w:bCs/>
-                <w:sz w:val="28"/>
-                <w:szCs w:val="28"/>
-                <w:rtl/>
-              </w:rPr>
-              <w:t>سیستم باید امکان ورود با یک</w:t>
-            </w:r>
-            <w:r>
-              <w:rPr>
-                <w:rFonts w:cs="Mj_Casablanca Light"/>
-                <w:b/>
-                <w:bCs/>
-                <w:sz w:val="28"/>
-                <w:szCs w:val="28"/>
-              </w:rPr>
-              <w:t xml:space="preserve"> PIN Code </w:t>
-            </w:r>
-            <w:r>
-              <w:rPr>
-                <w:rFonts w:cs="Mj_Casablanca Light"/>
-                <w:b/>
-                <w:bCs/>
-                <w:sz w:val="28"/>
-                <w:szCs w:val="28"/>
-                <w:rtl/>
-              </w:rPr>
-              <w:t>چهار رقمی را فراهم کند</w:t>
             </w:r>
             <w:r>
               <w:rPr>
@@ -1559,65 +1439,6 @@
                 <w:szCs w:val="28"/>
                 <w:rtl/>
               </w:rPr>
-              <w:t>سیستم باید امکان ورود با یک</w:t>
-            </w:r>
-            <w:r>
-              <w:rPr>
-                <w:rFonts w:cs="Mj_Casablanca Light"/>
-                <w:b/>
-                <w:bCs/>
-                <w:sz w:val="28"/>
-                <w:szCs w:val="28"/>
-              </w:rPr>
-              <w:t xml:space="preserve"> PIN Code </w:t>
-            </w:r>
-            <w:r>
-              <w:rPr>
-                <w:rFonts w:cs="Mj_Casablanca Light"/>
-                <w:b/>
-                <w:bCs/>
-                <w:sz w:val="28"/>
-                <w:szCs w:val="28"/>
-                <w:rtl/>
-              </w:rPr>
-              <w:t>چهار رقمی را فراهم کند</w:t>
-            </w:r>
-            <w:r>
-              <w:rPr>
-                <w:rFonts w:cs="Mj_Casablanca Light"/>
-                <w:b/>
-                <w:bCs/>
-                <w:sz w:val="28"/>
-                <w:szCs w:val="28"/>
-              </w:rPr>
-              <w:t xml:space="preserve">. </w:t>
-            </w:r>
-          </w:p>
-          <w:p>
-            <w:pPr>
-              <w:pStyle w:val="ListParagraph"/>
-              <w:numPr>
-                <w:ilvl w:val="0"/>
-                <w:numId w:val="12"/>
-              </w:numPr>
-              <w:bidi/>
-              <w:rPr>
-                <w:rFonts w:cs="Mj_Casablanca Light"/>
-                <w:b/>
-                <w:bCs/>
-                <w:sz w:val="28"/>
-                <w:szCs w:val="28"/>
-              </w:rPr>
-            </w:pPr>
-            <w:r>
-              <w:rPr>
-                <w:rFonts w:cs="Mj_Casablanca Light"/>
-                <w:b/>
-                <w:bCs/>
-                <w:sz w:val="28"/>
-                <w:szCs w:val="28"/>
-                <w:rtl/>
-              </w:rPr>
               <w:t>داشبورد اصلی باید به‌طور پیش‌فرض لیست نوبت‌های امروز</w:t>
             </w:r>
           </w:p>
@@ -2129,13 +1950,14 @@
       <w:pPr>
         <w:bidi/>
         <w:rPr>
-          <w:rFonts w:cs="Mj_Casablanca Light"/>
+          <w:rFonts w:cs="Mj_Casablanca Light" w:hint="cs"/>
           <w:b/>
           <w:bCs/>
           <w:color w:val="00B0F0"/>
           <w:sz w:val="36"/>
           <w:szCs w:val="36"/>
           <w:rtl/>
+          <w:lang w:bidi="fa-IR"/>
         </w:rPr>
       </w:pPr>
       <w:r>
@@ -2173,7 +1995,20 @@
           <w:szCs w:val="36"/>
           <w:rtl/>
         </w:rPr>
-        <w:t>نیازمندی‌های کاربر: کارمندان پشتیبانی بخش آنلاین</w:t>
+        <w:t xml:space="preserve">نیازمندی‌های کاربر: </w:t>
+      </w:r>
+      <w:r>
+        <w:rPr>
+          <w:rFonts w:cs="Mj_Casablanca Light" w:hint="cs"/>
+          <w:b/>
+          <w:bCs/>
+          <w:color w:val="00B0F0"/>
+          <w:sz w:val="36"/>
+          <w:szCs w:val="36"/>
+          <w:rtl/>
+          <w:lang w:bidi="fa-IR"/>
+        </w:rPr>
+        <w:t>پشتيبان سازمان</w:t>
       </w:r>
     </w:p>
     <w:tbl>
@@ -2247,66 +2082,6 @@
                 <w:rtl/>
               </w:rPr>
               <w:t>سیستم باید امکان تغییر ساعات کاری و راه‌های ارتباطی را فراهم کند</w:t>
-            </w:r>
-            <w:r>
-              <w:rPr>
-                <w:rFonts w:cs="Mj_Casablanca Light"/>
-                <w:b/>
-                <w:bCs/>
-                <w:sz w:val="28"/>
-                <w:szCs w:val="28"/>
-              </w:rPr>
-              <w:t xml:space="preserve">. </w:t>
-            </w:r>
-          </w:p>
-          <w:p>
-            <w:pPr>
-              <w:pStyle w:val="ListParagraph"/>
-              <w:numPr>
-                <w:ilvl w:val="0"/>
-                <w:numId w:val="12"/>
-              </w:numPr>
-              <w:bidi/>
-              <w:spacing w:after="160" w:line="278" w:lineRule="auto"/>
-              <w:rPr>
-                <w:rFonts w:cs="Mj_Casablanca Light"/>
-                <w:b/>
-                <w:bCs/>
-                <w:sz w:val="28"/>
-                <w:szCs w:val="28"/>
-              </w:rPr>
-            </w:pPr>
-            <w:r>
-              <w:rPr>
-                <w:rFonts w:cs="Mj_Casablanca Light"/>
-                <w:b/>
-                <w:bCs/>
-                <w:sz w:val="28"/>
-                <w:szCs w:val="28"/>
-                <w:rtl/>
-              </w:rPr>
-              <w:t>سیستم باید امکان ورود با یک</w:t>
-            </w:r>
-            <w:r>
-              <w:rPr>
-                <w:rFonts w:cs="Mj_Casablanca Light"/>
-                <w:b/>
-                <w:bCs/>
-                <w:sz w:val="28"/>
-                <w:szCs w:val="28"/>
-              </w:rPr>
-              <w:t xml:space="preserve"> PIN Code </w:t>
-            </w:r>
-            <w:r>
-              <w:rPr>
-                <w:rFonts w:cs="Mj_Casablanca Light"/>
-                <w:b/>
-                <w:bCs/>
-                <w:sz w:val="28"/>
-                <w:szCs w:val="28"/>
-                <w:rtl/>
-              </w:rPr>
-              <w:t>چهار رقمی را فراهم کند</w:t>
             </w:r>
             <w:r>
               <w:rPr>
@@ -3067,66 +2842,6 @@
             </w:pPr>
             <w:r>
               <w:rPr>
-                <w:rFonts w:cs="Mj_Casablanca Light"/>
-                <w:b/>
-                <w:bCs/>
-                <w:sz w:val="28"/>
-                <w:szCs w:val="28"/>
-                <w:rtl/>
-              </w:rPr>
-              <w:t>سیستم باید امکان ورود با یک</w:t>
-            </w:r>
-            <w:r>
-              <w:rPr>
-                <w:rFonts w:cs="Mj_Casablanca Light"/>
-                <w:b/>
-                <w:bCs/>
-                <w:sz w:val="28"/>
-                <w:szCs w:val="28"/>
-              </w:rPr>
-              <w:t xml:space="preserve"> PIN Code </w:t>
-            </w:r>
-            <w:r>
-              <w:rPr>
-                <w:rFonts w:cs="Mj_Casablanca Light"/>
-                <w:b/>
-                <w:bCs/>
-                <w:sz w:val="28"/>
-                <w:szCs w:val="28"/>
-                <w:rtl/>
-              </w:rPr>
-              <w:t>چهار رقمی را فراهم کند</w:t>
-            </w:r>
-            <w:r>
-              <w:rPr>
-                <w:rFonts w:cs="Mj_Casablanca Light"/>
-                <w:b/>
-                <w:bCs/>
-                <w:sz w:val="28"/>
-                <w:szCs w:val="28"/>
-              </w:rPr>
-              <w:t xml:space="preserve">. </w:t>
-            </w:r>
-          </w:p>
-          <w:p>
-            <w:pPr>
-              <w:pStyle w:val="ListParagraph"/>
-              <w:numPr>
-                <w:ilvl w:val="0"/>
-                <w:numId w:val="12"/>
-              </w:numPr>
-              <w:bidi/>
-              <w:spacing w:after="160" w:line="278" w:lineRule="auto"/>
-              <w:rPr>
-                <w:rFonts w:cs="Mj_Casablanca Light"/>
-                <w:b/>
-                <w:bCs/>
-                <w:sz w:val="28"/>
-                <w:szCs w:val="28"/>
-              </w:rPr>
-            </w:pPr>
-            <w:r>
-              <w:rPr>
                 <w:rFonts w:cs="Mj_Casablanca Light" w:hint="cs"/>
                 <w:b/>
                 <w:bCs/>
@@ -3591,7 +3306,7 @@
         <v:path o:extrusionok="f" gradientshapeok="t" o:connecttype="rect"/>
         <o:lock v:ext="edit" aspectratio="t"/>
       </v:shapetype>
-      <v:shape id="_x0000_i1025" type="#_x0000_t75" style="width:11.4pt;height:11.4pt" o:bullet="t">
+      <v:shape id="_x0000_i1025" type="#_x0000_t75" style="width:11.35pt;height:11.35pt" o:bullet="t">
         <v:imagedata r:id="rId1" o:title="mso3BF"/>
       </v:shape>
     </w:pict>
@@ -5055,15 +4770,6 @@
   </w:num>
   <w:num w:numId="13" w16cid:durableId="346640243">
     <w:abstractNumId w:val="7"/>
-    <w:lvlOverride w:ilvl="0"/>
-    <w:lvlOverride w:ilvl="1"/>
-    <w:lvlOverride w:ilvl="2"/>
-    <w:lvlOverride w:ilvl="3"/>
-    <w:lvlOverride w:ilvl="4"/>
-    <w:lvlOverride w:ilvl="5"/>
-    <w:lvlOverride w:ilvl="6"/>
-    <w:lvlOverride w:ilvl="7"/>
-    <w:lvlOverride w:ilvl="8"/>
   </w:num>
 </w:numbering>
 </file>

--- a/Documentation/Analysis/Requirements Analysis/Functional-NonFunctional Requirement - W.docx
+++ b/Documentation/Analysis/Requirements Analysis/Functional-NonFunctional Requirement - W.docx
@@ -1123,7 +1123,6 @@
                 <w:bCs/>
                 <w:sz w:val="28"/>
                 <w:szCs w:val="28"/>
-                <w:rtl/>
                 <w:lang w:bidi="fa-IR"/>
               </w:rPr>
             </w:pPr>
@@ -1138,6 +1137,87 @@
                 <w:lang w:bidi="fa-IR"/>
               </w:rPr>
               <w:t>امكان بازيابي رمز</w:t>
+            </w:r>
+          </w:p>
+          <w:p>
+            <w:pPr>
+              <w:pStyle w:val="ListParagraph"/>
+              <w:numPr>
+                <w:ilvl w:val="0"/>
+                <w:numId w:val="12"/>
+              </w:numPr>
+              <w:bidi/>
+              <w:spacing w:line="276" w:lineRule="auto"/>
+              <w:rPr>
+                <w:rFonts w:cs="Mj_Casablanca Light"/>
+                <w:b/>
+                <w:bCs/>
+                <w:sz w:val="28"/>
+                <w:szCs w:val="28"/>
+                <w:lang w:bidi="fa-IR"/>
+              </w:rPr>
+            </w:pPr>
+            <w:r>
+              <w:rPr>
+                <w:rFonts w:cs="Mj_Casablanca Light" w:hint="cs"/>
+                <w:b/>
+                <w:bCs/>
+                <w:sz w:val="28"/>
+                <w:szCs w:val="28"/>
+                <w:rtl/>
+                <w:lang w:bidi="fa-IR"/>
+              </w:rPr>
+              <w:t xml:space="preserve">امكان درخواست </w:t>
+            </w:r>
+            <w:r>
+              <w:rPr>
+                <w:rFonts w:cs="Mj_Casablanca Light" w:hint="cs"/>
+                <w:sz w:val="28"/>
+                <w:szCs w:val="28"/>
+                <w:rtl/>
+              </w:rPr>
+              <w:t>كارت رزور</w:t>
+            </w:r>
+            <w:r>
+              <w:rPr>
+                <w:rFonts w:cs="Mj_Casablanca Light" w:hint="cs"/>
+                <w:sz w:val="28"/>
+                <w:szCs w:val="28"/>
+                <w:rtl/>
+              </w:rPr>
+              <w:t xml:space="preserve"> يا كيو آر كد كارت رزرو</w:t>
+            </w:r>
+          </w:p>
+          <w:p>
+            <w:pPr>
+              <w:pStyle w:val="ListParagraph"/>
+              <w:numPr>
+                <w:ilvl w:val="0"/>
+                <w:numId w:val="12"/>
+              </w:numPr>
+              <w:bidi/>
+              <w:spacing w:line="276" w:lineRule="auto"/>
+              <w:rPr>
+                <w:rFonts w:cs="Mj_Casablanca Light"/>
+                <w:b/>
+                <w:bCs/>
+                <w:sz w:val="28"/>
+                <w:szCs w:val="28"/>
+                <w:rtl/>
+                <w:lang w:bidi="fa-IR"/>
+              </w:rPr>
+            </w:pPr>
+            <w:r>
+              <w:rPr>
+                <w:rFonts w:cs="Mj_Casablanca Light" w:hint="cs"/>
+                <w:b/>
+                <w:bCs/>
+                <w:sz w:val="28"/>
+                <w:szCs w:val="28"/>
+                <w:rtl/>
+                <w:lang w:bidi="fa-IR"/>
+              </w:rPr>
+              <w:t>دريافت كد صحت سنجي</w:t>
             </w:r>
           </w:p>
         </w:tc>
@@ -1230,7 +1310,6 @@
                 <w:bCs/>
                 <w:sz w:val="28"/>
                 <w:szCs w:val="28"/>
-                <w:rtl/>
               </w:rPr>
             </w:pPr>
             <w:r>
@@ -1253,56 +1332,320 @@
                 <w:szCs w:val="28"/>
               </w:rPr>
               <w:t>.</w:t>
+            </w:r>
+          </w:p>
+          <w:p>
+            <w:pPr>
+              <w:pStyle w:val="NormalWeb"/>
+              <w:numPr>
+                <w:ilvl w:val="0"/>
+                <w:numId w:val="14"/>
+              </w:numPr>
+              <w:bidi/>
+              <w:spacing w:before="0" w:beforeAutospacing="0" w:after="0" w:afterAutospacing="0"/>
+              <w:ind w:left="708"/>
+              <w:rPr>
+                <w:rFonts w:asciiTheme="minorHAnsi" w:eastAsiaTheme="minorHAnsi" w:hAnsiTheme="minorHAnsi" w:cs="Mj_Casablanca Light" w:hint="cs"/>
+                <w:kern w:val="2"/>
+                <w:sz w:val="28"/>
+                <w:szCs w:val="28"/>
+                <w:rtl/>
+                <w14:ligatures w14:val="standardContextual"/>
+              </w:rPr>
+            </w:pPr>
+            <w:r>
+              <w:rPr>
+                <w:rFonts w:cs="Mj_Casablanca Light" w:hint="cs"/>
+                <w:b/>
+                <w:bCs/>
+                <w:sz w:val="28"/>
+                <w:szCs w:val="28"/>
+                <w:rtl/>
+              </w:rPr>
+              <w:t>كد صحت سنجي ، كارت رزور يا كيو آر كد كارت رزور را هنگام مراجعه بايد نشان دهد</w:t>
+            </w:r>
+            <w:r>
+              <w:rPr>
+                <w:rFonts w:cs="Mj_Casablanca Light" w:hint="cs"/>
+                <w:b/>
+                <w:bCs/>
+                <w:sz w:val="28"/>
+                <w:szCs w:val="28"/>
+                <w:rtl/>
+              </w:rPr>
+              <w:t xml:space="preserve"> </w:t>
+            </w:r>
+            <w:r>
+              <w:rPr>
+                <w:rFonts w:asciiTheme="minorHAnsi" w:eastAsiaTheme="minorHAnsi" w:hAnsiTheme="minorHAnsi" w:cs="Mj_Casablanca Light" w:hint="cs"/>
+                <w:b/>
+                <w:bCs/>
+                <w:kern w:val="2"/>
+                <w:sz w:val="28"/>
+                <w:szCs w:val="28"/>
+                <w:rtl/>
+                <w14:ligatures w14:val="standardContextual"/>
+              </w:rPr>
+              <w:t>اطلاعاتی که این کارت شامل می‌شود:</w:t>
+            </w:r>
+          </w:p>
+          <w:p>
+            <w:pPr>
+              <w:pStyle w:val="NormalWeb"/>
+              <w:numPr>
+                <w:ilvl w:val="0"/>
+                <w:numId w:val="15"/>
+              </w:numPr>
+              <w:bidi/>
+              <w:spacing w:before="0" w:beforeAutospacing="0" w:after="0" w:afterAutospacing="0"/>
+              <w:ind w:left="978"/>
+              <w:rPr>
+                <w:rFonts w:asciiTheme="minorHAnsi" w:eastAsiaTheme="minorHAnsi" w:hAnsiTheme="minorHAnsi" w:cs="Mj_Casablanca Light" w:hint="cs"/>
+                <w:kern w:val="2"/>
+                <w:rtl/>
+                <w14:ligatures w14:val="standardContextual"/>
+              </w:rPr>
+            </w:pPr>
+            <w:r>
+              <w:rPr>
+                <w:rFonts w:asciiTheme="minorHAnsi" w:eastAsiaTheme="minorHAnsi" w:hAnsiTheme="minorHAnsi" w:cs="Mj_Casablanca Light" w:hint="cs"/>
+                <w:kern w:val="2"/>
+                <w:rtl/>
+                <w14:ligatures w14:val="standardContextual"/>
+              </w:rPr>
+              <w:t>نام و نوع سازمان</w:t>
+            </w:r>
+          </w:p>
+          <w:p>
+            <w:pPr>
+              <w:pStyle w:val="NormalWeb"/>
+              <w:numPr>
+                <w:ilvl w:val="0"/>
+                <w:numId w:val="15"/>
+              </w:numPr>
+              <w:bidi/>
+              <w:ind w:left="978"/>
+              <w:rPr>
+                <w:rFonts w:asciiTheme="minorHAnsi" w:eastAsiaTheme="minorHAnsi" w:hAnsiTheme="minorHAnsi" w:cs="Mj_Casablanca Light" w:hint="cs"/>
+                <w:kern w:val="2"/>
+                <w:rtl/>
+                <w14:ligatures w14:val="standardContextual"/>
+              </w:rPr>
+            </w:pPr>
+            <w:r>
+              <w:rPr>
+                <w:rFonts w:asciiTheme="minorHAnsi" w:eastAsiaTheme="minorHAnsi" w:hAnsiTheme="minorHAnsi" w:cs="Mj_Casablanca Light" w:hint="cs"/>
+                <w:kern w:val="2"/>
+                <w:rtl/>
+                <w14:ligatures w14:val="standardContextual"/>
+              </w:rPr>
+              <w:t>موقعیت مکانی سازمان</w:t>
+            </w:r>
+          </w:p>
+          <w:p>
+            <w:pPr>
+              <w:pStyle w:val="NormalWeb"/>
+              <w:numPr>
+                <w:ilvl w:val="0"/>
+                <w:numId w:val="15"/>
+              </w:numPr>
+              <w:bidi/>
+              <w:ind w:left="978"/>
+              <w:rPr>
+                <w:rFonts w:asciiTheme="minorHAnsi" w:eastAsiaTheme="minorHAnsi" w:hAnsiTheme="minorHAnsi" w:cs="Mj_Casablanca Light" w:hint="cs"/>
+                <w:kern w:val="2"/>
+                <w:rtl/>
+                <w14:ligatures w14:val="standardContextual"/>
+              </w:rPr>
+            </w:pPr>
+            <w:r>
+              <w:rPr>
+                <w:rFonts w:asciiTheme="minorHAnsi" w:eastAsiaTheme="minorHAnsi" w:hAnsiTheme="minorHAnsi" w:cs="Mj_Casablanca Light" w:hint="cs"/>
+                <w:kern w:val="2"/>
+                <w:rtl/>
+                <w14:ligatures w14:val="standardContextual"/>
+              </w:rPr>
+              <w:t>تاریخ و زمان تایید نوبت</w:t>
+            </w:r>
+          </w:p>
+          <w:p>
+            <w:pPr>
+              <w:pStyle w:val="NormalWeb"/>
+              <w:numPr>
+                <w:ilvl w:val="0"/>
+                <w:numId w:val="15"/>
+              </w:numPr>
+              <w:bidi/>
+              <w:ind w:left="978"/>
+              <w:rPr>
+                <w:rFonts w:asciiTheme="minorHAnsi" w:eastAsiaTheme="minorHAnsi" w:hAnsiTheme="minorHAnsi" w:cs="Mj_Casablanca Light" w:hint="cs"/>
+                <w:kern w:val="2"/>
+                <w:rtl/>
+                <w14:ligatures w14:val="standardContextual"/>
+              </w:rPr>
+            </w:pPr>
+            <w:r>
+              <w:rPr>
+                <w:rFonts w:asciiTheme="minorHAnsi" w:eastAsiaTheme="minorHAnsi" w:hAnsiTheme="minorHAnsi" w:cs="Mj_Casablanca Light" w:hint="cs"/>
+                <w:kern w:val="2"/>
+                <w:rtl/>
+                <w14:ligatures w14:val="standardContextual"/>
+              </w:rPr>
+              <w:t>تاریخ و زمان مراجعه برای نوبت</w:t>
+            </w:r>
+          </w:p>
+          <w:p>
+            <w:pPr>
+              <w:pStyle w:val="NormalWeb"/>
+              <w:numPr>
+                <w:ilvl w:val="0"/>
+                <w:numId w:val="15"/>
+              </w:numPr>
+              <w:bidi/>
+              <w:ind w:left="978"/>
+              <w:rPr>
+                <w:rFonts w:asciiTheme="minorHAnsi" w:eastAsiaTheme="minorHAnsi" w:hAnsiTheme="minorHAnsi" w:cs="Mj_Casablanca Light" w:hint="cs"/>
+                <w:kern w:val="2"/>
+                <w:rtl/>
+                <w14:ligatures w14:val="standardContextual"/>
+              </w:rPr>
+            </w:pPr>
+            <w:r>
+              <w:rPr>
+                <w:rFonts w:asciiTheme="minorHAnsi" w:eastAsiaTheme="minorHAnsi" w:hAnsiTheme="minorHAnsi" w:cs="Mj_Casablanca Light" w:hint="cs"/>
+                <w:kern w:val="2"/>
+                <w:rtl/>
+                <w14:ligatures w14:val="standardContextual"/>
+              </w:rPr>
+              <w:t>کد نوبت</w:t>
+            </w:r>
+          </w:p>
+          <w:p>
+            <w:pPr>
+              <w:pStyle w:val="NormalWeb"/>
+              <w:numPr>
+                <w:ilvl w:val="0"/>
+                <w:numId w:val="15"/>
+              </w:numPr>
+              <w:bidi/>
+              <w:ind w:left="978"/>
+              <w:rPr>
+                <w:rFonts w:asciiTheme="minorHAnsi" w:eastAsiaTheme="minorHAnsi" w:hAnsiTheme="minorHAnsi" w:cs="Mj_Casablanca Light" w:hint="cs"/>
+                <w:kern w:val="2"/>
+                <w:rtl/>
+                <w14:ligatures w14:val="standardContextual"/>
+              </w:rPr>
+            </w:pPr>
+            <w:r>
+              <w:rPr>
+                <w:rFonts w:asciiTheme="minorHAnsi" w:eastAsiaTheme="minorHAnsi" w:hAnsiTheme="minorHAnsi" w:cs="Mj_Casablanca Light" w:hint="cs"/>
+                <w:kern w:val="2"/>
+                <w:rtl/>
+                <w14:ligatures w14:val="standardContextual"/>
+              </w:rPr>
+              <w:t>نام / شماره تماس مشتری</w:t>
+            </w:r>
+          </w:p>
+          <w:p>
+            <w:pPr>
+              <w:pStyle w:val="NormalWeb"/>
+              <w:numPr>
+                <w:ilvl w:val="0"/>
+                <w:numId w:val="15"/>
+              </w:numPr>
+              <w:bidi/>
+              <w:ind w:left="978"/>
+              <w:rPr>
+                <w:rFonts w:asciiTheme="minorHAnsi" w:eastAsiaTheme="minorHAnsi" w:hAnsiTheme="minorHAnsi" w:cs="Mj_Casablanca Light" w:hint="cs"/>
+                <w:kern w:val="2"/>
+                <w:rtl/>
+                <w14:ligatures w14:val="standardContextual"/>
+              </w:rPr>
+            </w:pPr>
+            <w:r>
+              <w:rPr>
+                <w:rFonts w:asciiTheme="minorHAnsi" w:eastAsiaTheme="minorHAnsi" w:hAnsiTheme="minorHAnsi" w:cs="Mj_Casablanca Light" w:hint="cs"/>
+                <w:kern w:val="2"/>
+                <w:rtl/>
+                <w14:ligatures w14:val="standardContextual"/>
+              </w:rPr>
+              <w:t>هزینه خدمات</w:t>
+            </w:r>
+          </w:p>
+          <w:p>
+            <w:pPr>
+              <w:pStyle w:val="NormalWeb"/>
+              <w:numPr>
+                <w:ilvl w:val="0"/>
+                <w:numId w:val="15"/>
+              </w:numPr>
+              <w:bidi/>
+              <w:ind w:left="978"/>
+              <w:rPr>
+                <w:rFonts w:asciiTheme="minorHAnsi" w:eastAsiaTheme="minorHAnsi" w:hAnsiTheme="minorHAnsi" w:cs="Mj_Casablanca Light" w:hint="cs"/>
+                <w:kern w:val="2"/>
+                <w:rtl/>
+                <w14:ligatures w14:val="standardContextual"/>
+              </w:rPr>
+            </w:pPr>
+            <w:r>
+              <w:rPr>
+                <w:rFonts w:asciiTheme="minorHAnsi" w:eastAsiaTheme="minorHAnsi" w:hAnsiTheme="minorHAnsi" w:cs="Mj_Casablanca Light" w:hint="cs"/>
+                <w:kern w:val="2"/>
+                <w:rtl/>
+                <w14:ligatures w14:val="standardContextual"/>
+              </w:rPr>
+              <w:t xml:space="preserve">کد </w:t>
+            </w:r>
+            <w:r>
+              <w:rPr>
+                <w:rFonts w:asciiTheme="minorHAnsi" w:eastAsiaTheme="minorHAnsi" w:hAnsiTheme="minorHAnsi" w:cs="Mj_Casablanca Light" w:hint="cs"/>
+                <w:kern w:val="2"/>
+                <w14:ligatures w14:val="standardContextual"/>
+              </w:rPr>
+              <w:t>QR</w:t>
+            </w:r>
+            <w:r>
+              <w:rPr>
+                <w:rFonts w:asciiTheme="minorHAnsi" w:eastAsiaTheme="minorHAnsi" w:hAnsiTheme="minorHAnsi" w:cs="Mj_Casablanca Light" w:hint="cs"/>
+                <w:kern w:val="2"/>
+                <w:rtl/>
+                <w14:ligatures w14:val="standardContextual"/>
+              </w:rPr>
+              <w:t xml:space="preserve"> که به لینک کارت رزرو ارجاع می‌دهد</w:t>
+            </w:r>
+          </w:p>
+          <w:p>
+            <w:pPr>
+              <w:pStyle w:val="NormalWeb"/>
+              <w:numPr>
+                <w:ilvl w:val="0"/>
+                <w:numId w:val="15"/>
+              </w:numPr>
+              <w:bidi/>
+              <w:ind w:left="978"/>
+              <w:rPr>
+                <w:rFonts w:asciiTheme="minorHAnsi" w:eastAsiaTheme="minorHAnsi" w:hAnsiTheme="minorHAnsi" w:cs="Mj_Casablanca Light"/>
+                <w:kern w:val="2"/>
+                <w:sz w:val="28"/>
+                <w:szCs w:val="28"/>
+                <w:rtl/>
+                <w14:ligatures w14:val="standardContextual"/>
+              </w:rPr>
+            </w:pPr>
+            <w:r>
+              <w:rPr>
+                <w:rFonts w:asciiTheme="minorHAnsi" w:eastAsiaTheme="minorHAnsi" w:hAnsiTheme="minorHAnsi" w:cs="Mj_Casablanca Light" w:hint="cs"/>
+                <w:kern w:val="2"/>
+                <w:rtl/>
+                <w14:ligatures w14:val="standardContextual"/>
+              </w:rPr>
+              <w:t>وضعیت فعلی نوبت: انجام شده، در انتظار، رد شده</w:t>
             </w:r>
           </w:p>
         </w:tc>
       </w:tr>
     </w:tbl>
-    <w:p>
-      <w:pPr>
-        <w:pStyle w:val="ListParagraph"/>
-        <w:bidi/>
-        <w:rPr>
-          <w:rFonts w:cs="Mj_Casablanca Light"/>
-          <w:b/>
-          <w:bCs/>
-          <w:sz w:val="28"/>
-          <w:szCs w:val="28"/>
-          <w:rtl/>
-        </w:rPr>
-      </w:pPr>
-    </w:p>
-    <w:p>
-      <w:pPr>
-        <w:rPr>
-          <w:rFonts w:cs="Mj_Casablanca Light"/>
-          <w:sz w:val="28"/>
-          <w:szCs w:val="28"/>
-          <w:rtl/>
-        </w:rPr>
-      </w:pPr>
-      <w:r>
-        <w:rPr>
-          <w:rFonts w:cs="Mj_Casablanca Light"/>
-          <w:sz w:val="28"/>
-          <w:szCs w:val="28"/>
-          <w:rtl/>
-        </w:rPr>
-        <w:br w:type="page"/>
-      </w:r>
-    </w:p>
-    <w:p>
-      <w:pPr>
-        <w:bidi/>
-        <w:rPr>
-          <w:rFonts w:cs="Mj_Casablanca Light"/>
-          <w:sz w:val="28"/>
-          <w:szCs w:val="28"/>
-          <w:rtl/>
-          <w:lang w:bidi="fa-IR"/>
-        </w:rPr>
-      </w:pPr>
-    </w:p>
     <w:p>
       <w:pPr>
         <w:bidi/>
@@ -1324,6 +1667,7 @@
           <w:rtl/>
           <w:lang w:bidi="fa-IR"/>
         </w:rPr>
+        <w:lastRenderedPageBreak/>
         <w:t xml:space="preserve">۳. </w:t>
       </w:r>
       <w:r>
@@ -1950,7 +2294,7 @@
       <w:pPr>
         <w:bidi/>
         <w:rPr>
-          <w:rFonts w:cs="Mj_Casablanca Light" w:hint="cs"/>
+          <w:rFonts w:cs="Mj_Casablanca Light"/>
           <w:b/>
           <w:bCs/>
           <w:color w:val="00B0F0"/>
@@ -3306,7 +3650,7 @@
         <v:path o:extrusionok="f" gradientshapeok="t" o:connecttype="rect"/>
         <o:lock v:ext="edit" aspectratio="t"/>
       </v:shapetype>
-      <v:shape id="_x0000_i1025" type="#_x0000_t75" style="width:11.35pt;height:11.35pt" o:bullet="t">
+      <v:shape id="_x0000_i1025" type="#_x0000_t75" style="width:11.4pt;height:11.4pt" o:bullet="t">
         <v:imagedata r:id="rId1" o:title="mso3BF"/>
       </v:shape>
     </w:pict>
@@ -3610,6 +3954,95 @@
     </w:lvl>
   </w:abstractNum>
   <w:abstractNum w:abstractNumId="2" w15:restartNumberingAfterBreak="0">
+    <w:nsid w:val="130442BC"/>
+    <w:multiLevelType w:val="hybridMultilevel"/>
+    <w:tmpl w:val="41AA992C"/>
+    <w:lvl w:ilvl="0" w:tplc="DF0C4A14">
+      <w:start w:val="1"/>
+      <w:numFmt w:val="decimalFullWidth"/>
+      <w:lvlText w:val="%1."/>
+      <w:lvlJc w:val="left"/>
+      <w:pPr>
+        <w:ind w:left="849" w:hanging="360"/>
+      </w:pPr>
+      <w:rPr>
+        <w:rFonts w:hint="default"/>
+      </w:rPr>
+    </w:lvl>
+    <w:lvl w:ilvl="1" w:tplc="04090019" w:tentative="1">
+      <w:start w:val="1"/>
+      <w:numFmt w:val="lowerLetter"/>
+      <w:lvlText w:val="%2."/>
+      <w:lvlJc w:val="left"/>
+      <w:pPr>
+        <w:ind w:left="1569" w:hanging="360"/>
+      </w:pPr>
+    </w:lvl>
+    <w:lvl w:ilvl="2" w:tplc="0409001B" w:tentative="1">
+      <w:start w:val="1"/>
+      <w:numFmt w:val="lowerRoman"/>
+      <w:lvlText w:val="%3."/>
+      <w:lvlJc w:val="right"/>
+      <w:pPr>
+        <w:ind w:left="2289" w:hanging="180"/>
+      </w:pPr>
+    </w:lvl>
+    <w:lvl w:ilvl="3" w:tplc="0409000F" w:tentative="1">
+      <w:start w:val="1"/>
+      <w:numFmt w:val="decimal"/>
+      <w:lvlText w:val="%4."/>
+      <w:lvlJc w:val="left"/>
+      <w:pPr>
+        <w:ind w:left="3009" w:hanging="360"/>
+      </w:pPr>
+    </w:lvl>
+    <w:lvl w:ilvl="4" w:tplc="04090019" w:tentative="1">
+      <w:start w:val="1"/>
+      <w:numFmt w:val="lowerLetter"/>
+      <w:lvlText w:val="%5."/>
+      <w:lvlJc w:val="left"/>
+      <w:pPr>
+        <w:ind w:left="3729" w:hanging="360"/>
+      </w:pPr>
+    </w:lvl>
+    <w:lvl w:ilvl="5" w:tplc="0409001B" w:tentative="1">
+      <w:start w:val="1"/>
+      <w:numFmt w:val="lowerRoman"/>
+      <w:lvlText w:val="%6."/>
+      <w:lvlJc w:val="right"/>
+      <w:pPr>
+        <w:ind w:left="4449" w:hanging="180"/>
+      </w:pPr>
+    </w:lvl>
+    <w:lvl w:ilvl="6" w:tplc="0409000F" w:tentative="1">
+      <w:start w:val="1"/>
+      <w:numFmt w:val="decimal"/>
+      <w:lvlText w:val="%7."/>
+      <w:lvlJc w:val="left"/>
+      <w:pPr>
+        <w:ind w:left="5169" w:hanging="360"/>
+      </w:pPr>
+    </w:lvl>
+    <w:lvl w:ilvl="7" w:tplc="04090019" w:tentative="1">
+      <w:start w:val="1"/>
+      <w:numFmt w:val="lowerLetter"/>
+      <w:lvlText w:val="%8."/>
+      <w:lvlJc w:val="left"/>
+      <w:pPr>
+        <w:ind w:left="5889" w:hanging="360"/>
+      </w:pPr>
+    </w:lvl>
+    <w:lvl w:ilvl="8" w:tplc="0409001B" w:tentative="1">
+      <w:start w:val="1"/>
+      <w:numFmt w:val="lowerRoman"/>
+      <w:lvlText w:val="%9."/>
+      <w:lvlJc w:val="right"/>
+      <w:pPr>
+        <w:ind w:left="6609" w:hanging="180"/>
+      </w:pPr>
+    </w:lvl>
+  </w:abstractNum>
+  <w:abstractNum w:abstractNumId="3" w15:restartNumberingAfterBreak="0">
     <w:nsid w:val="18D560FF"/>
     <w:multiLevelType w:val="hybridMultilevel"/>
     <w:tmpl w:val="10A29658"/>
@@ -3695,7 +4128,7 @@
       </w:pPr>
     </w:lvl>
   </w:abstractNum>
-  <w:abstractNum w:abstractNumId="3" w15:restartNumberingAfterBreak="0">
+  <w:abstractNum w:abstractNumId="4" w15:restartNumberingAfterBreak="0">
     <w:nsid w:val="18E41176"/>
     <w:multiLevelType w:val="hybridMultilevel"/>
     <w:tmpl w:val="8F10E546"/>
@@ -3807,7 +4240,7 @@
       </w:rPr>
     </w:lvl>
   </w:abstractNum>
-  <w:abstractNum w:abstractNumId="4" w15:restartNumberingAfterBreak="0">
+  <w:abstractNum w:abstractNumId="5" w15:restartNumberingAfterBreak="0">
     <w:nsid w:val="1B3E5328"/>
     <w:multiLevelType w:val="multilevel"/>
     <w:tmpl w:val="04090025"/>
@@ -3902,7 +4335,7 @@
       </w:pPr>
     </w:lvl>
   </w:abstractNum>
-  <w:abstractNum w:abstractNumId="5" w15:restartNumberingAfterBreak="0">
+  <w:abstractNum w:abstractNumId="6" w15:restartNumberingAfterBreak="0">
     <w:nsid w:val="1DF747EC"/>
     <w:multiLevelType w:val="hybridMultilevel"/>
     <w:tmpl w:val="B7048864"/>
@@ -4016,7 +4449,7 @@
       </w:rPr>
     </w:lvl>
   </w:abstractNum>
-  <w:abstractNum w:abstractNumId="6" w15:restartNumberingAfterBreak="0">
+  <w:abstractNum w:abstractNumId="7" w15:restartNumberingAfterBreak="0">
     <w:nsid w:val="28127BE4"/>
     <w:multiLevelType w:val="hybridMultilevel"/>
     <w:tmpl w:val="3C7246FA"/>
@@ -4130,7 +4563,7 @@
       </w:rPr>
     </w:lvl>
   </w:abstractNum>
-  <w:abstractNum w:abstractNumId="7" w15:restartNumberingAfterBreak="0">
+  <w:abstractNum w:abstractNumId="8" w15:restartNumberingAfterBreak="0">
     <w:nsid w:val="44385BB4"/>
     <w:multiLevelType w:val="hybridMultilevel"/>
     <w:tmpl w:val="C9069F0E"/>
@@ -4244,7 +4677,7 @@
       </w:rPr>
     </w:lvl>
   </w:abstractNum>
-  <w:abstractNum w:abstractNumId="8" w15:restartNumberingAfterBreak="0">
+  <w:abstractNum w:abstractNumId="9" w15:restartNumberingAfterBreak="0">
     <w:nsid w:val="4E000C3B"/>
     <w:multiLevelType w:val="hybridMultilevel"/>
     <w:tmpl w:val="D728A25C"/>
@@ -4357,7 +4790,121 @@
       </w:rPr>
     </w:lvl>
   </w:abstractNum>
-  <w:abstractNum w:abstractNumId="9" w15:restartNumberingAfterBreak="0">
+  <w:abstractNum w:abstractNumId="10" w15:restartNumberingAfterBreak="0">
+    <w:nsid w:val="57435C02"/>
+    <w:multiLevelType w:val="hybridMultilevel"/>
+    <w:tmpl w:val="30AC8B2A"/>
+    <w:lvl w:ilvl="0" w:tplc="6602C60E">
+      <w:start w:val="1"/>
+      <w:numFmt w:val="bullet"/>
+      <w:lvlText w:val=""/>
+      <w:lvlJc w:val="left"/>
+      <w:pPr>
+        <w:ind w:left="849" w:hanging="360"/>
+      </w:pPr>
+      <w:rPr>
+        <w:rFonts w:ascii="Symbol" w:hAnsi="Symbol" w:cs="Symbol" w:hint="default"/>
+        <w:color w:val="auto"/>
+      </w:rPr>
+    </w:lvl>
+    <w:lvl w:ilvl="1" w:tplc="FFFFFFFF" w:tentative="1">
+      <w:start w:val="1"/>
+      <w:numFmt w:val="bullet"/>
+      <w:lvlText w:val="o"/>
+      <w:lvlJc w:val="left"/>
+      <w:pPr>
+        <w:ind w:left="1569" w:hanging="360"/>
+      </w:pPr>
+      <w:rPr>
+        <w:rFonts w:ascii="Courier New" w:hAnsi="Courier New" w:cs="Courier New" w:hint="default"/>
+      </w:rPr>
+    </w:lvl>
+    <w:lvl w:ilvl="2" w:tplc="FFFFFFFF" w:tentative="1">
+      <w:start w:val="1"/>
+      <w:numFmt w:val="bullet"/>
+      <w:lvlText w:val=""/>
+      <w:lvlJc w:val="left"/>
+      <w:pPr>
+        <w:ind w:left="2289" w:hanging="360"/>
+      </w:pPr>
+      <w:rPr>
+        <w:rFonts w:ascii="Wingdings" w:hAnsi="Wingdings" w:hint="default"/>
+      </w:rPr>
+    </w:lvl>
+    <w:lvl w:ilvl="3" w:tplc="FFFFFFFF" w:tentative="1">
+      <w:start w:val="1"/>
+      <w:numFmt w:val="bullet"/>
+      <w:lvlText w:val=""/>
+      <w:lvlJc w:val="left"/>
+      <w:pPr>
+        <w:ind w:left="3009" w:hanging="360"/>
+      </w:pPr>
+      <w:rPr>
+        <w:rFonts w:ascii="Symbol" w:hAnsi="Symbol" w:hint="default"/>
+      </w:rPr>
+    </w:lvl>
+    <w:lvl w:ilvl="4" w:tplc="FFFFFFFF" w:tentative="1">
+      <w:start w:val="1"/>
+      <w:numFmt w:val="bullet"/>
+      <w:lvlText w:val="o"/>
+      <w:lvlJc w:val="left"/>
+      <w:pPr>
+        <w:ind w:left="3729" w:hanging="360"/>
+      </w:pPr>
+      <w:rPr>
+        <w:rFonts w:ascii="Courier New" w:hAnsi="Courier New" w:cs="Courier New" w:hint="default"/>
+      </w:rPr>
+    </w:lvl>
+    <w:lvl w:ilvl="5" w:tplc="FFFFFFFF" w:tentative="1">
+      <w:start w:val="1"/>
+      <w:numFmt w:val="bullet"/>
+      <w:lvlText w:val=""/>
+      <w:lvlJc w:val="left"/>
+      <w:pPr>
+        <w:ind w:left="4449" w:hanging="360"/>
+      </w:pPr>
+      <w:rPr>
+        <w:rFonts w:ascii="Wingdings" w:hAnsi="Wingdings" w:hint="default"/>
+      </w:rPr>
+    </w:lvl>
+    <w:lvl w:ilvl="6" w:tplc="FFFFFFFF" w:tentative="1">
+      <w:start w:val="1"/>
+      <w:numFmt w:val="bullet"/>
+      <w:lvlText w:val=""/>
+      <w:lvlJc w:val="left"/>
+      <w:pPr>
+        <w:ind w:left="5169" w:hanging="360"/>
+      </w:pPr>
+      <w:rPr>
+        <w:rFonts w:ascii="Symbol" w:hAnsi="Symbol" w:hint="default"/>
+      </w:rPr>
+    </w:lvl>
+    <w:lvl w:ilvl="7" w:tplc="FFFFFFFF" w:tentative="1">
+      <w:start w:val="1"/>
+      <w:numFmt w:val="bullet"/>
+      <w:lvlText w:val="o"/>
+      <w:lvlJc w:val="left"/>
+      <w:pPr>
+        <w:ind w:left="5889" w:hanging="360"/>
+      </w:pPr>
+      <w:rPr>
+        <w:rFonts w:ascii="Courier New" w:hAnsi="Courier New" w:cs="Courier New" w:hint="default"/>
+      </w:rPr>
+    </w:lvl>
+    <w:lvl w:ilvl="8" w:tplc="FFFFFFFF" w:tentative="1">
+      <w:start w:val="1"/>
+      <w:numFmt w:val="bullet"/>
+      <w:lvlText w:val=""/>
+      <w:lvlJc w:val="left"/>
+      <w:pPr>
+        <w:ind w:left="6609" w:hanging="360"/>
+      </w:pPr>
+      <w:rPr>
+        <w:rFonts w:ascii="Wingdings" w:hAnsi="Wingdings" w:hint="default"/>
+      </w:rPr>
+    </w:lvl>
+  </w:abstractNum>
+  <w:abstractNum w:abstractNumId="11" w15:restartNumberingAfterBreak="0">
     <w:nsid w:val="5C1B4A7A"/>
     <w:multiLevelType w:val="hybridMultilevel"/>
     <w:tmpl w:val="C3CCE108"/>
@@ -4470,7 +5017,7 @@
       </w:rPr>
     </w:lvl>
   </w:abstractNum>
-  <w:abstractNum w:abstractNumId="10" w15:restartNumberingAfterBreak="0">
+  <w:abstractNum w:abstractNumId="12" w15:restartNumberingAfterBreak="0">
     <w:nsid w:val="60C52B62"/>
     <w:multiLevelType w:val="hybridMultilevel"/>
     <w:tmpl w:val="08808D62"/>
@@ -4583,7 +5130,7 @@
       </w:rPr>
     </w:lvl>
   </w:abstractNum>
-  <w:abstractNum w:abstractNumId="11" w15:restartNumberingAfterBreak="0">
+  <w:abstractNum w:abstractNumId="13" w15:restartNumberingAfterBreak="0">
     <w:nsid w:val="6E700184"/>
     <w:multiLevelType w:val="multilevel"/>
     <w:tmpl w:val="A32C6F72"/>
@@ -4733,43 +5280,49 @@
     </w:lvl>
   </w:abstractNum>
   <w:num w:numId="1" w16cid:durableId="413476252">
+    <w:abstractNumId w:val="5"/>
+  </w:num>
+  <w:num w:numId="2" w16cid:durableId="187061073">
+    <w:abstractNumId w:val="3"/>
+  </w:num>
+  <w:num w:numId="3" w16cid:durableId="43523412">
+    <w:abstractNumId w:val="9"/>
+  </w:num>
+  <w:num w:numId="4" w16cid:durableId="2068524403">
+    <w:abstractNumId w:val="12"/>
+  </w:num>
+  <w:num w:numId="5" w16cid:durableId="947352062">
+    <w:abstractNumId w:val="11"/>
+  </w:num>
+  <w:num w:numId="6" w16cid:durableId="721094767">
+    <w:abstractNumId w:val="7"/>
+  </w:num>
+  <w:num w:numId="7" w16cid:durableId="248199265">
     <w:abstractNumId w:val="4"/>
   </w:num>
-  <w:num w:numId="2" w16cid:durableId="187061073">
-    <w:abstractNumId w:val="2"/>
-  </w:num>
-  <w:num w:numId="3" w16cid:durableId="43523412">
+  <w:num w:numId="8" w16cid:durableId="1041788029">
     <w:abstractNumId w:val="8"/>
-  </w:num>
-  <w:num w:numId="4" w16cid:durableId="2068524403">
-    <w:abstractNumId w:val="10"/>
-  </w:num>
-  <w:num w:numId="5" w16cid:durableId="947352062">
-    <w:abstractNumId w:val="9"/>
-  </w:num>
-  <w:num w:numId="6" w16cid:durableId="721094767">
-    <w:abstractNumId w:val="6"/>
-  </w:num>
-  <w:num w:numId="7" w16cid:durableId="248199265">
-    <w:abstractNumId w:val="3"/>
-  </w:num>
-  <w:num w:numId="8" w16cid:durableId="1041788029">
-    <w:abstractNumId w:val="7"/>
   </w:num>
   <w:num w:numId="9" w16cid:durableId="656418868">
     <w:abstractNumId w:val="1"/>
   </w:num>
   <w:num w:numId="10" w16cid:durableId="1983074459">
-    <w:abstractNumId w:val="11"/>
+    <w:abstractNumId w:val="13"/>
   </w:num>
   <w:num w:numId="11" w16cid:durableId="1522352494">
     <w:abstractNumId w:val="0"/>
   </w:num>
   <w:num w:numId="12" w16cid:durableId="1600791017">
-    <w:abstractNumId w:val="5"/>
+    <w:abstractNumId w:val="6"/>
   </w:num>
   <w:num w:numId="13" w16cid:durableId="346640243">
-    <w:abstractNumId w:val="7"/>
+    <w:abstractNumId w:val="8"/>
+  </w:num>
+  <w:num w:numId="14" w16cid:durableId="2086142516">
+    <w:abstractNumId w:val="10"/>
+  </w:num>
+  <w:num w:numId="15" w16cid:durableId="1085960088">
+    <w:abstractNumId w:val="2"/>
   </w:num>
 </w:numbering>
 </file>
@@ -5730,7 +6283,6 @@
     <w:name w:val="Normal (Web)"/>
     <w:basedOn w:val="Normal"/>
     <w:uiPriority w:val="99"/>
-    <w:semiHidden/>
     <w:unhideWhenUsed/>
     <w:rsid w:val="001E4D0D"/>
     <w:pPr>
